--- a/doc/RUC_위치검증서버_테이블설계서_v1.3.docx
+++ b/doc/RUC_위치검증서버_테이블설계서_v1.3.docx
@@ -44,11 +44,132 @@
       <w:pPr>
         <w:spacing w:before="60" w:after="60"/>
       </w:pPr>
+      <w:proofErr w:type="gramStart"/>
       <w:r>
         <w:rPr>
           <w:color w:val="000000"/>
         </w:rPr>
-        <w:t>문서번호 : RUC-DB-LOC-2026-001</w:t>
+        <w:t>문서번호 :</w:t>
+      </w:r>
+      <w:proofErr w:type="gramEnd"/>
+      <w:r>
+        <w:rPr>
+          <w:color w:val="000000"/>
+        </w:rPr>
+        <w:t xml:space="preserve"> RUC-DB-LOC-2026-001</w:t>
+      </w:r>
+    </w:p>
+    <w:p>
+      <w:pPr>
+        <w:spacing w:before="60" w:after="60"/>
+      </w:pPr>
+      <w:proofErr w:type="spellStart"/>
+      <w:r>
+        <w:rPr>
+          <w:color w:val="000000"/>
+        </w:rPr>
+        <w:t>버</w:t>
+      </w:r>
+      <w:proofErr w:type="spellEnd"/>
+      <w:r>
+        <w:rPr>
+          <w:color w:val="000000"/>
+        </w:rPr>
+        <w:t xml:space="preserve">     </w:t>
+      </w:r>
+      <w:proofErr w:type="gramStart"/>
+      <w:r>
+        <w:rPr>
+          <w:color w:val="000000"/>
+        </w:rPr>
+        <w:t>전 :</w:t>
+      </w:r>
+      <w:proofErr w:type="gramEnd"/>
+      <w:r>
+        <w:rPr>
+          <w:color w:val="000000"/>
+        </w:rPr>
+        <w:t xml:space="preserve"> v1.0</w:t>
+      </w:r>
+    </w:p>
+    <w:p>
+      <w:pPr>
+        <w:spacing w:before="60" w:after="60"/>
+      </w:pPr>
+      <w:proofErr w:type="gramStart"/>
+      <w:r>
+        <w:rPr>
+          <w:color w:val="000000"/>
+        </w:rPr>
+        <w:t>작  성</w:t>
+      </w:r>
+      <w:proofErr w:type="gramEnd"/>
+      <w:r>
+        <w:rPr>
+          <w:color w:val="000000"/>
+        </w:rPr>
+        <w:t xml:space="preserve">  </w:t>
+      </w:r>
+      <w:proofErr w:type="gramStart"/>
+      <w:r>
+        <w:rPr>
+          <w:color w:val="000000"/>
+        </w:rPr>
+        <w:t>일 :</w:t>
+      </w:r>
+      <w:proofErr w:type="gramEnd"/>
+      <w:r>
+        <w:rPr>
+          <w:color w:val="000000"/>
+        </w:rPr>
+        <w:t xml:space="preserve"> 2026. 06.</w:t>
+      </w:r>
+    </w:p>
+    <w:p>
+      <w:pPr>
+        <w:spacing w:before="60" w:after="60"/>
+      </w:pPr>
+      <w:proofErr w:type="gramStart"/>
+      <w:r>
+        <w:rPr>
+          <w:color w:val="000000"/>
+        </w:rPr>
+        <w:t>작  성</w:t>
+      </w:r>
+      <w:proofErr w:type="gramEnd"/>
+      <w:r>
+        <w:rPr>
+          <w:color w:val="000000"/>
+        </w:rPr>
+        <w:t xml:space="preserve">  </w:t>
+      </w:r>
+      <w:proofErr w:type="gramStart"/>
+      <w:r>
+        <w:rPr>
+          <w:color w:val="000000"/>
+        </w:rPr>
+        <w:t>자 :</w:t>
+      </w:r>
+      <w:proofErr w:type="gramEnd"/>
+      <w:r>
+        <w:rPr>
+          <w:color w:val="000000"/>
+        </w:rPr>
+        <w:t xml:space="preserve"> </w:t>
+      </w:r>
+      <w:proofErr w:type="spellStart"/>
+      <w:r>
+        <w:rPr>
+          <w:color w:val="000000"/>
+        </w:rPr>
+        <w:t>에스트래픽</w:t>
+      </w:r>
+      <w:proofErr w:type="spellEnd"/>
+      <w:r>
+        <w:rPr>
+          <w:color w:val="000000"/>
+        </w:rPr>
+        <w:t>(주)</w:t>
       </w:r>
     </w:p>
     <w:p>
@@ -59,40 +180,21 @@
         <w:rPr>
           <w:color w:val="000000"/>
         </w:rPr>
-        <w:t>버     전 : v1.0</w:t>
+        <w:t xml:space="preserve">보      </w:t>
       </w:r>
-    </w:p>
-    <w:p>
-      <w:pPr>
-        <w:spacing w:before="60" w:after="60"/>
-      </w:pPr>
+      <w:proofErr w:type="gramStart"/>
       <w:r>
         <w:rPr>
           <w:color w:val="000000"/>
         </w:rPr>
-        <w:t>작  성  일 : 2026. 06.</w:t>
+        <w:t>안 :</w:t>
       </w:r>
-    </w:p>
-    <w:p>
-      <w:pPr>
-        <w:spacing w:before="60" w:after="60"/>
-      </w:pPr>
+      <w:proofErr w:type="gramEnd"/>
       <w:r>
         <w:rPr>
           <w:color w:val="000000"/>
         </w:rPr>
-        <w:t>작  성  자 : 에스트래픽(주)</w:t>
-      </w:r>
-    </w:p>
-    <w:p>
-      <w:pPr>
-        <w:spacing w:before="60" w:after="60"/>
-      </w:pPr>
-      <w:r>
-        <w:rPr>
-          <w:color w:val="000000"/>
-        </w:rPr>
-        <w:t>보      안 : 대 외 비</w:t>
+        <w:t xml:space="preserve"> 대 외 비</w:t>
       </w:r>
     </w:p>
     <w:p/>
@@ -123,7 +225,21 @@
         <w:rPr>
           <w:color w:val="000000"/>
         </w:rPr>
-        <w:t>RUC 시스템의 위치검증서버 및 과금서버 간 인터페이스 테이블을 정의한다. 기준정보(</w:t>
+        <w:t xml:space="preserve">RUC 시스템의 위치검증서버 및 </w:t>
+      </w:r>
+      <w:proofErr w:type="spellStart"/>
+      <w:r>
+        <w:rPr>
+          <w:color w:val="000000"/>
+        </w:rPr>
+        <w:t>과금서버</w:t>
+      </w:r>
+      <w:proofErr w:type="spellEnd"/>
+      <w:r>
+        <w:rPr>
+          <w:color w:val="000000"/>
+        </w:rPr>
+        <w:t xml:space="preserve"> 간 인터페이스 테이블을 정의한다. 기준정보(</w:t>
       </w:r>
       <w:r>
         <w:rPr>
@@ -156,13 +272,43 @@
           <w:rFonts w:hint="eastAsia"/>
           <w:color w:val="000000"/>
         </w:rPr>
-        <w:t>(엠큐닉)</w:t>
+        <w:t>(</w:t>
+      </w:r>
+      <w:proofErr w:type="spellStart"/>
+      <w:r>
+        <w:rPr>
+          <w:rFonts w:hint="eastAsia"/>
+          <w:color w:val="000000"/>
+        </w:rPr>
+        <w:t>엠큐닉</w:t>
+      </w:r>
+      <w:proofErr w:type="spellEnd"/>
+      <w:r>
+        <w:rPr>
+          <w:rFonts w:hint="eastAsia"/>
+          <w:color w:val="000000"/>
+        </w:rPr>
+        <w:t>)</w:t>
       </w:r>
       <w:r>
         <w:rPr>
           <w:color w:val="000000"/>
         </w:rPr>
-        <w:t>가 별도 관리하며, 본 문서는 데이터 수집·맵매칭·과금 처리에 필요한 테이블만 포함한다.</w:t>
+        <w:t>가 별도 관리하며, 본 문서는 데이터 수집·</w:t>
+      </w:r>
+      <w:proofErr w:type="spellStart"/>
+      <w:r>
+        <w:rPr>
+          <w:color w:val="000000"/>
+        </w:rPr>
+        <w:t>맵매칭</w:t>
+      </w:r>
+      <w:proofErr w:type="spellEnd"/>
+      <w:r>
+        <w:rPr>
+          <w:color w:val="000000"/>
+        </w:rPr>
+        <w:t>·과금 처리에 필요한 테이블만 포함한다.</w:t>
       </w:r>
     </w:p>
     <w:p/>
@@ -443,7 +589,25 @@
                 <w:sz w:val="18"/>
                 <w:szCs w:val="18"/>
               </w:rPr>
-              <w:t>RAW_GPS_LOG → 맵매칭+위반탐지 → CHARGE_TARGET INSERT (1행=1과금항목)</w:t>
+              <w:t xml:space="preserve">RAW_GPS_LOG → </w:t>
+            </w:r>
+            <w:proofErr w:type="spellStart"/>
+            <w:r>
+              <w:rPr>
+                <w:color w:val="000000"/>
+                <w:sz w:val="18"/>
+                <w:szCs w:val="18"/>
+              </w:rPr>
+              <w:t>맵매칭</w:t>
+            </w:r>
+            <w:proofErr w:type="spellEnd"/>
+            <w:r>
+              <w:rPr>
+                <w:color w:val="000000"/>
+                <w:sz w:val="18"/>
+                <w:szCs w:val="18"/>
+              </w:rPr>
+              <w:t>+위반탐지 → CHARGE_TARGET INSERT (1행=1과금항목)</w:t>
             </w:r>
           </w:p>
         </w:tc>
@@ -468,6 +632,7 @@
             <w:vAlign w:val="center"/>
           </w:tcPr>
           <w:p>
+            <w:proofErr w:type="spellStart"/>
             <w:r>
               <w:rPr>
                 <w:b/>
@@ -478,6 +643,7 @@
               </w:rPr>
               <w:t>과금서버</w:t>
             </w:r>
+            <w:proofErr w:type="spellEnd"/>
           </w:p>
         </w:tc>
         <w:tc>
@@ -505,7 +671,25 @@
                 <w:sz w:val="18"/>
                 <w:szCs w:val="18"/>
               </w:rPr>
-              <w:t>CHARGE_TARGET 읽어 CHARGE_TYPE 분기 → TOLL_CHARGE / VIOLATION_CHARGE INSERT</w:t>
+              <w:t>CHARGE_TARGET 읽어 CHARGE_TYPE 분기 → TOLL_</w:t>
+            </w:r>
+            <w:proofErr w:type="gramStart"/>
+            <w:r>
+              <w:rPr>
+                <w:color w:val="000000"/>
+                <w:sz w:val="18"/>
+                <w:szCs w:val="18"/>
+              </w:rPr>
+              <w:t>CHARGE /</w:t>
+            </w:r>
+            <w:proofErr w:type="gramEnd"/>
+            <w:r>
+              <w:rPr>
+                <w:color w:val="000000"/>
+                <w:sz w:val="18"/>
+                <w:szCs w:val="18"/>
+              </w:rPr>
+              <w:t xml:space="preserve"> VIOLATION_CHARGE INSERT</w:t>
             </w:r>
           </w:p>
         </w:tc>
@@ -1030,7 +1214,25 @@
                 <w:sz w:val="17"/>
                 <w:szCs w:val="17"/>
               </w:rPr>
-              <w:t>개방식 요금소 진입</w:t>
+              <w:t xml:space="preserve">개방식 </w:t>
+            </w:r>
+            <w:proofErr w:type="spellStart"/>
+            <w:r>
+              <w:rPr>
+                <w:color w:val="000000"/>
+                <w:sz w:val="17"/>
+                <w:szCs w:val="17"/>
+              </w:rPr>
+              <w:t>요금소</w:t>
+            </w:r>
+            <w:proofErr w:type="spellEnd"/>
+            <w:r>
+              <w:rPr>
+                <w:color w:val="000000"/>
+                <w:sz w:val="17"/>
+                <w:szCs w:val="17"/>
+              </w:rPr>
+              <w:t xml:space="preserve"> 진입</w:t>
             </w:r>
           </w:p>
         </w:tc>
@@ -1146,13 +1348,23 @@
             <w:vAlign w:val="center"/>
           </w:tcPr>
           <w:p>
-            <w:r>
-              <w:rPr>
-                <w:color w:val="000000"/>
-                <w:sz w:val="17"/>
-                <w:szCs w:val="17"/>
-              </w:rPr>
-              <w:t>주정차 위반 발생</w:t>
+            <w:proofErr w:type="spellStart"/>
+            <w:r>
+              <w:rPr>
+                <w:color w:val="000000"/>
+                <w:sz w:val="17"/>
+                <w:szCs w:val="17"/>
+              </w:rPr>
+              <w:t>주정차</w:t>
+            </w:r>
+            <w:proofErr w:type="spellEnd"/>
+            <w:r>
+              <w:rPr>
+                <w:color w:val="000000"/>
+                <w:sz w:val="17"/>
+                <w:szCs w:val="17"/>
+              </w:rPr>
+              <w:t xml:space="preserve"> 위반 발생</w:t>
             </w:r>
           </w:p>
         </w:tc>
@@ -1687,7 +1899,25 @@
                 <w:sz w:val="17"/>
                 <w:szCs w:val="17"/>
               </w:rPr>
-              <w:t>과금 대상 통합 테이블. 1행=1과금항목. 과금서버가 이 테이블만 읽어 처리 (핵심)</w:t>
+              <w:t xml:space="preserve">과금 대상 통합 테이블. 1행=1과금항목. </w:t>
+            </w:r>
+            <w:proofErr w:type="spellStart"/>
+            <w:r>
+              <w:rPr>
+                <w:color w:val="000000"/>
+                <w:sz w:val="17"/>
+                <w:szCs w:val="17"/>
+              </w:rPr>
+              <w:t>과금서버가</w:t>
+            </w:r>
+            <w:proofErr w:type="spellEnd"/>
+            <w:r>
+              <w:rPr>
+                <w:color w:val="000000"/>
+                <w:sz w:val="17"/>
+                <w:szCs w:val="17"/>
+              </w:rPr>
+              <w:t xml:space="preserve"> 이 테이블만 읽어 처리 (핵심)</w:t>
             </w:r>
           </w:p>
         </w:tc>
@@ -1778,6 +2008,7 @@
             <w:pPr>
               <w:jc w:val="center"/>
             </w:pPr>
+            <w:proofErr w:type="spellStart"/>
             <w:r>
               <w:rPr>
                 <w:color w:val="000000"/>
@@ -1786,6 +2017,7 @@
               </w:rPr>
               <w:t>과금서버</w:t>
             </w:r>
+            <w:proofErr w:type="spellEnd"/>
           </w:p>
         </w:tc>
         <w:tc>
@@ -1813,7 +2045,43 @@
                 <w:sz w:val="17"/>
                 <w:szCs w:val="17"/>
               </w:rPr>
-              <w:t>NODE_STEP / OPEN_ROAD / CLOSED_ROAD 과금 내역</w:t>
+              <w:t>NODE_</w:t>
+            </w:r>
+            <w:proofErr w:type="gramStart"/>
+            <w:r>
+              <w:rPr>
+                <w:color w:val="000000"/>
+                <w:sz w:val="17"/>
+                <w:szCs w:val="17"/>
+              </w:rPr>
+              <w:t>STEP /</w:t>
+            </w:r>
+            <w:proofErr w:type="gramEnd"/>
+            <w:r>
+              <w:rPr>
+                <w:color w:val="000000"/>
+                <w:sz w:val="17"/>
+                <w:szCs w:val="17"/>
+              </w:rPr>
+              <w:t xml:space="preserve"> OPEN_</w:t>
+            </w:r>
+            <w:proofErr w:type="gramStart"/>
+            <w:r>
+              <w:rPr>
+                <w:color w:val="000000"/>
+                <w:sz w:val="17"/>
+                <w:szCs w:val="17"/>
+              </w:rPr>
+              <w:t>ROAD /</w:t>
+            </w:r>
+            <w:proofErr w:type="gramEnd"/>
+            <w:r>
+              <w:rPr>
+                <w:color w:val="000000"/>
+                <w:sz w:val="17"/>
+                <w:szCs w:val="17"/>
+              </w:rPr>
+              <w:t xml:space="preserve"> CLOSED_ROAD 과금 내역</w:t>
             </w:r>
           </w:p>
         </w:tc>
@@ -1904,6 +2172,7 @@
             <w:pPr>
               <w:jc w:val="center"/>
             </w:pPr>
+            <w:proofErr w:type="spellStart"/>
             <w:r>
               <w:rPr>
                 <w:color w:val="000000"/>
@@ -1912,6 +2181,7 @@
               </w:rPr>
               <w:t>과금서버</w:t>
             </w:r>
+            <w:proofErr w:type="spellEnd"/>
           </w:p>
         </w:tc>
         <w:tc>
@@ -1933,13 +2203,23 @@
             <w:vAlign w:val="center"/>
           </w:tcPr>
           <w:p>
-            <w:r>
-              <w:rPr>
-                <w:color w:val="000000"/>
-                <w:sz w:val="17"/>
-                <w:szCs w:val="17"/>
-              </w:rPr>
-              <w:t>SPEED / PARKING 위반 과금 내역</w:t>
+            <w:proofErr w:type="gramStart"/>
+            <w:r>
+              <w:rPr>
+                <w:color w:val="000000"/>
+                <w:sz w:val="17"/>
+                <w:szCs w:val="17"/>
+              </w:rPr>
+              <w:t>SPEED /</w:t>
+            </w:r>
+            <w:proofErr w:type="gramEnd"/>
+            <w:r>
+              <w:rPr>
+                <w:color w:val="000000"/>
+                <w:sz w:val="17"/>
+                <w:szCs w:val="17"/>
+              </w:rPr>
+              <w:t xml:space="preserve"> PARKING 위반 과금 내역</w:t>
             </w:r>
           </w:p>
         </w:tc>
@@ -2030,6 +2310,7 @@
             <w:pPr>
               <w:jc w:val="center"/>
             </w:pPr>
+            <w:proofErr w:type="spellStart"/>
             <w:r>
               <w:rPr>
                 <w:color w:val="000000"/>
@@ -2038,6 +2319,7 @@
               </w:rPr>
               <w:t>과금서버</w:t>
             </w:r>
+            <w:proofErr w:type="spellEnd"/>
           </w:p>
         </w:tc>
         <w:tc>
@@ -2142,7 +2424,29 @@
           <w:sz w:val="19"/>
           <w:szCs w:val="19"/>
         </w:rPr>
-        <w:t>■ 소유 서버 : 수집서버</w:t>
+        <w:t xml:space="preserve">■ 소유 </w:t>
+      </w:r>
+      <w:proofErr w:type="gramStart"/>
+      <w:r>
+        <w:rPr>
+          <w:b/>
+          <w:bCs/>
+          <w:color w:val="000000"/>
+          <w:sz w:val="19"/>
+          <w:szCs w:val="19"/>
+        </w:rPr>
+        <w:t>서버 :</w:t>
+      </w:r>
+      <w:proofErr w:type="gramEnd"/>
+      <w:r>
+        <w:rPr>
+          <w:b/>
+          <w:bCs/>
+          <w:color w:val="000000"/>
+          <w:sz w:val="19"/>
+          <w:szCs w:val="19"/>
+        </w:rPr>
+        <w:t xml:space="preserve"> 수집서버</w:t>
       </w:r>
     </w:p>
     <w:p>
@@ -2155,7 +2459,25 @@
           <w:sz w:val="18"/>
           <w:szCs w:val="18"/>
         </w:rPr>
-        <w:t>■ 역     할 : 모바일 APP GPS 좌표 적재. 위치검증서버가 PENDING 행을 스케줄링으로 읽어 처리 후 MATCHED로 갱신</w:t>
+        <w:t xml:space="preserve">■ 역     </w:t>
+      </w:r>
+      <w:proofErr w:type="gramStart"/>
+      <w:r>
+        <w:rPr>
+          <w:color w:val="000000"/>
+          <w:sz w:val="18"/>
+          <w:szCs w:val="18"/>
+        </w:rPr>
+        <w:t>할 :</w:t>
+      </w:r>
+      <w:proofErr w:type="gramEnd"/>
+      <w:r>
+        <w:rPr>
+          <w:color w:val="000000"/>
+          <w:sz w:val="18"/>
+          <w:szCs w:val="18"/>
+        </w:rPr>
+        <w:t xml:space="preserve"> 모바일 APP GPS 좌표 적재. 위치검증서버가 PENDING 행을 스케줄링으로 읽어 처리 후 MATCHED로 갱신</w:t>
       </w:r>
     </w:p>
     <w:p/>
@@ -2206,6 +2528,7 @@
             <w:vAlign w:val="center"/>
           </w:tcPr>
           <w:p>
+            <w:proofErr w:type="spellStart"/>
             <w:r>
               <w:rPr>
                 <w:b/>
@@ -2216,6 +2539,7 @@
               </w:rPr>
               <w:t>컬럼명</w:t>
             </w:r>
+            <w:proofErr w:type="spellEnd"/>
           </w:p>
         </w:tc>
         <w:tc>
@@ -2410,15 +2734,27 @@
                 <w:szCs w:val="17"/>
               </w:rPr>
             </w:pPr>
-            <w:r>
-              <w:rPr>
-                <w:b/>
-                <w:bCs/>
-                <w:color w:val="000000"/>
-                <w:sz w:val="17"/>
-                <w:szCs w:val="17"/>
-              </w:rPr>
-              <w:t>VARCHAR(36)</w:t>
+            <w:proofErr w:type="gramStart"/>
+            <w:r>
+              <w:rPr>
+                <w:b/>
+                <w:bCs/>
+                <w:color w:val="000000"/>
+                <w:sz w:val="17"/>
+                <w:szCs w:val="17"/>
+              </w:rPr>
+              <w:t>VARCHAR(</w:t>
+            </w:r>
+            <w:proofErr w:type="gramEnd"/>
+            <w:r>
+              <w:rPr>
+                <w:b/>
+                <w:bCs/>
+                <w:color w:val="000000"/>
+                <w:sz w:val="17"/>
+                <w:szCs w:val="17"/>
+              </w:rPr>
+              <w:t>36)</w:t>
             </w:r>
           </w:p>
         </w:tc>
@@ -3108,6 +3444,7 @@
                 <w:szCs w:val="17"/>
               </w:rPr>
             </w:pPr>
+            <w:proofErr w:type="gramStart"/>
             <w:r>
               <w:rPr>
                 <w:b/>
@@ -3118,6 +3455,7 @@
               </w:rPr>
               <w:t>VARCHAR(</w:t>
             </w:r>
+            <w:proofErr w:type="gramEnd"/>
             <w:r>
               <w:rPr>
                 <w:rFonts w:hint="eastAsia"/>
@@ -3204,7 +3542,27 @@
                 <w:bCs/>
               </w:rPr>
             </w:pPr>
-            <w:r>
+          </w:p>
+        </w:tc>
+        <w:tc>
+          <w:tcPr>
+            <w:tcW w:w="4275" w:type="dxa"/>
+            <w:tcBorders>
+              <w:top w:val="single" w:sz="1" w:space="0" w:color="AAAAAA"/>
+              <w:left w:val="single" w:sz="1" w:space="0" w:color="AAAAAA"/>
+              <w:bottom w:val="single" w:sz="1" w:space="0" w:color="AAAAAA"/>
+              <w:right w:val="single" w:sz="1" w:space="0" w:color="AAAAAA"/>
+            </w:tcBorders>
+            <w:tcMar>
+              <w:top w:w="60" w:type="dxa"/>
+              <w:left w:w="120" w:type="dxa"/>
+              <w:bottom w:w="60" w:type="dxa"/>
+              <w:right w:w="120" w:type="dxa"/>
+            </w:tcMar>
+            <w:vAlign w:val="center"/>
+          </w:tcPr>
+          <w:p>
+            <w:pPr>
               <w:rPr>
                 <w:b/>
                 <w:bCs/>
@@ -3212,7 +3570,17 @@
                 <w:sz w:val="18"/>
                 <w:szCs w:val="18"/>
               </w:rPr>
-              <w:t>{DEVICE_KEY}_</w:t>
+            </w:pPr>
+            <w:r>
+              <w:rPr>
+                <w:rFonts w:hint="eastAsia"/>
+                <w:b/>
+                <w:bCs/>
+                <w:color w:val="EE0000"/>
+                <w:sz w:val="17"/>
+                <w:szCs w:val="17"/>
+              </w:rPr>
+              <w:t>INDEX</w:t>
             </w:r>
             <w:r>
               <w:rPr>
@@ -3223,7 +3591,7 @@
                 <w:sz w:val="18"/>
                 <w:szCs w:val="18"/>
               </w:rPr>
-              <w:t>{년월일시분초</w:t>
+              <w:t xml:space="preserve">, </w:t>
             </w:r>
             <w:r>
               <w:rPr>
@@ -3233,29 +3601,10 @@
                 <w:sz w:val="18"/>
                 <w:szCs w:val="18"/>
               </w:rPr>
-              <w:t>}</w:t>
-            </w:r>
-          </w:p>
-        </w:tc>
-        <w:tc>
-          <w:tcPr>
-            <w:tcW w:w="4275" w:type="dxa"/>
-            <w:tcBorders>
-              <w:top w:val="single" w:sz="1" w:space="0" w:color="AAAAAA"/>
-              <w:left w:val="single" w:sz="1" w:space="0" w:color="AAAAAA"/>
-              <w:bottom w:val="single" w:sz="1" w:space="0" w:color="AAAAAA"/>
-              <w:right w:val="single" w:sz="1" w:space="0" w:color="AAAAAA"/>
-            </w:tcBorders>
-            <w:tcMar>
-              <w:top w:w="60" w:type="dxa"/>
-              <w:left w:w="120" w:type="dxa"/>
-              <w:bottom w:w="60" w:type="dxa"/>
-              <w:right w:w="120" w:type="dxa"/>
-            </w:tcMar>
-            <w:vAlign w:val="center"/>
-          </w:tcPr>
-          <w:p>
-            <w:pPr>
+              <w:t>{DEVICE_</w:t>
+            </w:r>
+            <w:proofErr w:type="gramStart"/>
+            <w:r>
               <w:rPr>
                 <w:b/>
                 <w:bCs/>
@@ -3263,18 +3612,9 @@
                 <w:sz w:val="18"/>
                 <w:szCs w:val="18"/>
               </w:rPr>
-            </w:pPr>
-            <w:r>
-              <w:rPr>
-                <w:rFonts w:hint="eastAsia"/>
-                <w:b/>
-                <w:bCs/>
-                <w:color w:val="EE0000"/>
-                <w:sz w:val="17"/>
-                <w:szCs w:val="17"/>
-              </w:rPr>
-              <w:t>INDEX</w:t>
-            </w:r>
+              <w:t>KEY}_</w:t>
+            </w:r>
+            <w:proofErr w:type="gramEnd"/>
             <w:r>
               <w:rPr>
                 <w:rFonts w:hint="eastAsia"/>
@@ -3284,7 +3624,7 @@
                 <w:sz w:val="18"/>
                 <w:szCs w:val="18"/>
               </w:rPr>
-              <w:t xml:space="preserve">, </w:t>
+              <w:t>{</w:t>
             </w:r>
             <w:r>
               <w:rPr>
@@ -3294,27 +3634,6 @@
                 <w:sz w:val="18"/>
                 <w:szCs w:val="18"/>
               </w:rPr>
-              <w:t>{DEVICE_KEY}_</w:t>
-            </w:r>
-            <w:r>
-              <w:rPr>
-                <w:rFonts w:hint="eastAsia"/>
-                <w:b/>
-                <w:bCs/>
-                <w:color w:val="EE0000"/>
-                <w:sz w:val="18"/>
-                <w:szCs w:val="18"/>
-              </w:rPr>
-              <w:t>{</w:t>
-            </w:r>
-            <w:r>
-              <w:rPr>
-                <w:b/>
-                <w:bCs/>
-                <w:color w:val="EE0000"/>
-                <w:sz w:val="18"/>
-                <w:szCs w:val="18"/>
-              </w:rPr>
               <w:t>YYYYMMDDHH24MISS}</w:t>
             </w:r>
           </w:p>
@@ -3521,6 +3840,7 @@
                 <w:color w:val="EE0000"/>
               </w:rPr>
             </w:pPr>
+            <w:proofErr w:type="gramStart"/>
             <w:r>
               <w:rPr>
                 <w:rFonts w:hint="eastAsia"/>
@@ -3530,7 +3850,19 @@
                 <w:sz w:val="17"/>
                 <w:szCs w:val="17"/>
               </w:rPr>
-              <w:t xml:space="preserve">0 : </w:t>
+              <w:t>0 :</w:t>
+            </w:r>
+            <w:proofErr w:type="gramEnd"/>
+            <w:r>
+              <w:rPr>
+                <w:rFonts w:hint="eastAsia"/>
+                <w:b/>
+                <w:bCs/>
+                <w:color w:val="EE0000"/>
+                <w:sz w:val="17"/>
+                <w:szCs w:val="17"/>
+              </w:rPr>
+              <w:t xml:space="preserve"> </w:t>
             </w:r>
             <w:r>
               <w:rPr>
@@ -3563,6 +3895,7 @@
               </w:rPr>
               <w:t xml:space="preserve"> </w:t>
             </w:r>
+            <w:proofErr w:type="gramStart"/>
             <w:r>
               <w:rPr>
                 <w:rFonts w:hint="eastAsia"/>
@@ -3572,7 +3905,19 @@
                 <w:sz w:val="17"/>
                 <w:szCs w:val="17"/>
               </w:rPr>
-              <w:t>1 : NONE(주행 중),</w:t>
+              <w:t>1 :</w:t>
+            </w:r>
+            <w:proofErr w:type="gramEnd"/>
+            <w:r>
+              <w:rPr>
+                <w:rFonts w:hint="eastAsia"/>
+                <w:b/>
+                <w:bCs/>
+                <w:color w:val="EE0000"/>
+                <w:sz w:val="17"/>
+                <w:szCs w:val="17"/>
+              </w:rPr>
+              <w:t xml:space="preserve"> NONE(주행 중),</w:t>
             </w:r>
             <w:r>
               <w:rPr>
@@ -3584,6 +3929,7 @@
               </w:rPr>
               <w:t xml:space="preserve"> </w:t>
             </w:r>
+            <w:proofErr w:type="gramStart"/>
             <w:r>
               <w:rPr>
                 <w:rFonts w:hint="eastAsia"/>
@@ -3593,7 +3939,19 @@
                 <w:sz w:val="17"/>
                 <w:szCs w:val="17"/>
               </w:rPr>
-              <w:t>2 : END(도착)</w:t>
+              <w:t>2 :</w:t>
+            </w:r>
+            <w:proofErr w:type="gramEnd"/>
+            <w:r>
+              <w:rPr>
+                <w:rFonts w:hint="eastAsia"/>
+                <w:b/>
+                <w:bCs/>
+                <w:color w:val="EE0000"/>
+                <w:sz w:val="17"/>
+                <w:szCs w:val="17"/>
+              </w:rPr>
+              <w:t xml:space="preserve"> END(도착)</w:t>
             </w:r>
           </w:p>
         </w:tc>
@@ -3777,6 +4135,7 @@
                 <w:color w:val="EE0000"/>
               </w:rPr>
             </w:pPr>
+            <w:proofErr w:type="gramStart"/>
             <w:r>
               <w:rPr>
                 <w:rFonts w:hint="eastAsia"/>
@@ -3786,7 +4145,19 @@
                 <w:sz w:val="17"/>
                 <w:szCs w:val="17"/>
               </w:rPr>
-              <w:t xml:space="preserve">0 : </w:t>
+              <w:t>0 :</w:t>
+            </w:r>
+            <w:proofErr w:type="gramEnd"/>
+            <w:r>
+              <w:rPr>
+                <w:rFonts w:hint="eastAsia"/>
+                <w:b/>
+                <w:bCs/>
+                <w:color w:val="EE0000"/>
+                <w:sz w:val="17"/>
+                <w:szCs w:val="17"/>
+              </w:rPr>
+              <w:t xml:space="preserve"> </w:t>
             </w:r>
             <w:r>
               <w:rPr>
@@ -3818,8 +4189,9 @@
                 <w:sz w:val="17"/>
                 <w:szCs w:val="17"/>
               </w:rPr>
-              <w:t>, 1</w:t>
-            </w:r>
+              <w:t xml:space="preserve">, </w:t>
+            </w:r>
+            <w:proofErr w:type="gramStart"/>
             <w:r>
               <w:rPr>
                 <w:rFonts w:hint="eastAsia"/>
@@ -3829,6 +4201,17 @@
                 <w:sz w:val="17"/>
                 <w:szCs w:val="17"/>
               </w:rPr>
+              <w:t>1</w:t>
+            </w:r>
+            <w:r>
+              <w:rPr>
+                <w:rFonts w:hint="eastAsia"/>
+                <w:b/>
+                <w:bCs/>
+                <w:color w:val="EE0000"/>
+                <w:sz w:val="17"/>
+                <w:szCs w:val="17"/>
+              </w:rPr>
               <w:t xml:space="preserve"> </w:t>
             </w:r>
             <w:r>
@@ -3842,6 +4225,7 @@
               </w:rPr>
               <w:t>:</w:t>
             </w:r>
+            <w:proofErr w:type="gramEnd"/>
             <w:r>
               <w:rPr>
                 <w:rFonts w:hint="eastAsia"/>
@@ -3883,7 +4267,31 @@
                 <w:sz w:val="17"/>
                 <w:szCs w:val="17"/>
               </w:rPr>
-              <w:t xml:space="preserve">, 2 : </w:t>
+              <w:t xml:space="preserve">, </w:t>
+            </w:r>
+            <w:proofErr w:type="gramStart"/>
+            <w:r>
+              <w:rPr>
+                <w:rFonts w:hint="eastAsia"/>
+                <w:b/>
+                <w:bCs/>
+                <w:color w:val="EE0000"/>
+                <w:sz w:val="17"/>
+                <w:szCs w:val="17"/>
+              </w:rPr>
+              <w:t>2 :</w:t>
+            </w:r>
+            <w:proofErr w:type="gramEnd"/>
+            <w:r>
+              <w:rPr>
+                <w:rFonts w:hint="eastAsia"/>
+                <w:b/>
+                <w:bCs/>
+                <w:color w:val="EE0000"/>
+                <w:sz w:val="17"/>
+                <w:szCs w:val="17"/>
+              </w:rPr>
+              <w:t xml:space="preserve"> </w:t>
             </w:r>
             <w:r>
               <w:rPr>
@@ -3904,8 +4312,9 @@
                 <w:sz w:val="17"/>
                 <w:szCs w:val="17"/>
               </w:rPr>
-              <w:t>(정차.주차)</w:t>
-            </w:r>
+              <w:t>(</w:t>
+            </w:r>
+            <w:proofErr w:type="gramStart"/>
             <w:r>
               <w:rPr>
                 <w:rFonts w:hint="eastAsia"/>
@@ -3915,6 +4324,29 @@
                 <w:sz w:val="17"/>
                 <w:szCs w:val="17"/>
               </w:rPr>
+              <w:t>정차.주차</w:t>
+            </w:r>
+            <w:proofErr w:type="gramEnd"/>
+            <w:r>
+              <w:rPr>
+                <w:rFonts w:hint="eastAsia"/>
+                <w:b/>
+                <w:bCs/>
+                <w:color w:val="EE0000"/>
+                <w:sz w:val="17"/>
+                <w:szCs w:val="17"/>
+              </w:rPr>
+              <w:t>)</w:t>
+            </w:r>
+            <w:r>
+              <w:rPr>
+                <w:rFonts w:hint="eastAsia"/>
+                <w:b/>
+                <w:bCs/>
+                <w:color w:val="EE0000"/>
+                <w:sz w:val="17"/>
+                <w:szCs w:val="17"/>
+              </w:rPr>
               <w:t>,</w:t>
             </w:r>
             <w:r>
@@ -3927,6 +4359,7 @@
               </w:rPr>
               <w:t xml:space="preserve"> </w:t>
             </w:r>
+            <w:proofErr w:type="gramStart"/>
             <w:r>
               <w:rPr>
                 <w:rFonts w:hint="eastAsia"/>
@@ -3936,7 +4369,19 @@
                 <w:sz w:val="17"/>
                 <w:szCs w:val="17"/>
               </w:rPr>
-              <w:t xml:space="preserve">3 : </w:t>
+              <w:t>3 :</w:t>
+            </w:r>
+            <w:proofErr w:type="gramEnd"/>
+            <w:r>
+              <w:rPr>
+                <w:rFonts w:hint="eastAsia"/>
+                <w:b/>
+                <w:bCs/>
+                <w:color w:val="EE0000"/>
+                <w:sz w:val="17"/>
+                <w:szCs w:val="17"/>
+              </w:rPr>
+              <w:t xml:space="preserve"> </w:t>
             </w:r>
             <w:r>
               <w:rPr>
@@ -4037,6 +4482,7 @@
                 <w:szCs w:val="17"/>
               </w:rPr>
             </w:pPr>
+            <w:proofErr w:type="gramStart"/>
             <w:r>
               <w:rPr>
                 <w:b/>
@@ -4047,6 +4493,7 @@
               </w:rPr>
               <w:t>NUMERIC(</w:t>
             </w:r>
+            <w:proofErr w:type="gramEnd"/>
             <w:r>
               <w:rPr>
                 <w:rFonts w:hint="eastAsia"/>
@@ -4269,6 +4716,7 @@
                 <w:szCs w:val="17"/>
               </w:rPr>
             </w:pPr>
+            <w:proofErr w:type="gramStart"/>
             <w:r>
               <w:rPr>
                 <w:b/>
@@ -4279,6 +4727,7 @@
               </w:rPr>
               <w:t>NUMERIC(</w:t>
             </w:r>
+            <w:proofErr w:type="gramEnd"/>
             <w:r>
               <w:rPr>
                 <w:rFonts w:hint="eastAsia"/>
@@ -4447,7 +4896,18 @@
                 <w:sz w:val="17"/>
                 <w:szCs w:val="17"/>
               </w:rPr>
-              <w:t>위도 (WGS-84)</w:t>
+              <w:t>위도 (WGS-84</w:t>
+            </w:r>
+            <w:proofErr w:type="gramStart"/>
+            <w:r>
+              <w:rPr>
+                <w:b/>
+                <w:bCs/>
+                <w:color w:val="EE0000"/>
+                <w:sz w:val="17"/>
+                <w:szCs w:val="17"/>
+              </w:rPr>
+              <w:t>)</w:t>
             </w:r>
             <w:r>
               <w:rPr>
@@ -4458,7 +4918,19 @@
                 <w:sz w:val="17"/>
                 <w:szCs w:val="17"/>
               </w:rPr>
-              <w:t xml:space="preserve"> / </w:t>
+              <w:t xml:space="preserve"> /</w:t>
+            </w:r>
+            <w:proofErr w:type="gramEnd"/>
+            <w:r>
+              <w:rPr>
+                <w:rFonts w:hint="eastAsia"/>
+                <w:b/>
+                <w:bCs/>
+                <w:color w:val="EE0000"/>
+                <w:sz w:val="17"/>
+                <w:szCs w:val="17"/>
+              </w:rPr>
+              <w:t xml:space="preserve"> </w:t>
             </w:r>
             <w:r>
               <w:rPr>
@@ -4560,6 +5032,7 @@
                 <w:szCs w:val="17"/>
               </w:rPr>
             </w:pPr>
+            <w:proofErr w:type="gramStart"/>
             <w:r>
               <w:rPr>
                 <w:b/>
@@ -4570,6 +5043,7 @@
               </w:rPr>
               <w:t>NUMERIC(</w:t>
             </w:r>
+            <w:proofErr w:type="gramEnd"/>
             <w:r>
               <w:rPr>
                 <w:rFonts w:hint="eastAsia"/>
@@ -4788,6 +5262,7 @@
                 <w:szCs w:val="17"/>
               </w:rPr>
             </w:pPr>
+            <w:proofErr w:type="gramStart"/>
             <w:r>
               <w:rPr>
                 <w:b/>
@@ -4798,6 +5273,7 @@
               </w:rPr>
               <w:t>NUMERIC(</w:t>
             </w:r>
+            <w:proofErr w:type="gramEnd"/>
             <w:r>
               <w:rPr>
                 <w:rFonts w:hint="eastAsia"/>
@@ -4966,7 +5442,18 @@
                 <w:sz w:val="17"/>
                 <w:szCs w:val="17"/>
               </w:rPr>
-              <w:t>경도 (WGS-84)</w:t>
+              <w:t>경도 (WGS-84</w:t>
+            </w:r>
+            <w:proofErr w:type="gramStart"/>
+            <w:r>
+              <w:rPr>
+                <w:b/>
+                <w:bCs/>
+                <w:color w:val="EE0000"/>
+                <w:sz w:val="17"/>
+                <w:szCs w:val="17"/>
+              </w:rPr>
+              <w:t>)</w:t>
             </w:r>
             <w:r>
               <w:rPr>
@@ -4977,7 +5464,19 @@
                 <w:sz w:val="17"/>
                 <w:szCs w:val="17"/>
               </w:rPr>
-              <w:t xml:space="preserve"> / </w:t>
+              <w:t xml:space="preserve"> /</w:t>
+            </w:r>
+            <w:proofErr w:type="gramEnd"/>
+            <w:r>
+              <w:rPr>
+                <w:rFonts w:hint="eastAsia"/>
+                <w:b/>
+                <w:bCs/>
+                <w:color w:val="EE0000"/>
+                <w:sz w:val="17"/>
+                <w:szCs w:val="17"/>
+              </w:rPr>
+              <w:t xml:space="preserve"> </w:t>
             </w:r>
             <w:r>
               <w:rPr>
@@ -5573,7 +6072,19 @@
             </w:tcMar>
             <w:vAlign w:val="center"/>
           </w:tcPr>
-          <w:p/>
+          <w:p>
+            <w:r>
+              <w:rPr>
+                <w:rFonts w:hint="eastAsia"/>
+                <w:b/>
+                <w:bCs/>
+                <w:color w:val="EE0000"/>
+                <w:sz w:val="17"/>
+                <w:szCs w:val="17"/>
+              </w:rPr>
+              <w:t>NULL</w:t>
+            </w:r>
+          </w:p>
         </w:tc>
         <w:tc>
           <w:tcPr>
@@ -5725,7 +6236,19 @@
             </w:tcMar>
             <w:vAlign w:val="center"/>
           </w:tcPr>
-          <w:p/>
+          <w:p>
+            <w:r>
+              <w:rPr>
+                <w:rFonts w:hint="eastAsia"/>
+                <w:b/>
+                <w:bCs/>
+                <w:color w:val="EE0000"/>
+                <w:sz w:val="17"/>
+                <w:szCs w:val="17"/>
+              </w:rPr>
+              <w:t>NULL</w:t>
+            </w:r>
+          </w:p>
         </w:tc>
         <w:tc>
           <w:tcPr>
@@ -5877,7 +6400,19 @@
             </w:tcMar>
             <w:vAlign w:val="center"/>
           </w:tcPr>
-          <w:p/>
+          <w:p>
+            <w:r>
+              <w:rPr>
+                <w:rFonts w:hint="eastAsia"/>
+                <w:b/>
+                <w:bCs/>
+                <w:color w:val="EE0000"/>
+                <w:sz w:val="17"/>
+                <w:szCs w:val="17"/>
+              </w:rPr>
+              <w:t>NULL</w:t>
+            </w:r>
+          </w:p>
         </w:tc>
         <w:tc>
           <w:tcPr>
@@ -6029,7 +6564,19 @@
             </w:tcMar>
             <w:vAlign w:val="center"/>
           </w:tcPr>
-          <w:p/>
+          <w:p>
+            <w:r>
+              <w:rPr>
+                <w:rFonts w:hint="eastAsia"/>
+                <w:b/>
+                <w:bCs/>
+                <w:color w:val="EE0000"/>
+                <w:sz w:val="17"/>
+                <w:szCs w:val="17"/>
+              </w:rPr>
+              <w:t>NULL</w:t>
+            </w:r>
+          </w:p>
         </w:tc>
         <w:tc>
           <w:tcPr>
@@ -6169,7 +6716,19 @@
             </w:tcMar>
             <w:vAlign w:val="center"/>
           </w:tcPr>
-          <w:p/>
+          <w:p>
+            <w:r>
+              <w:rPr>
+                <w:rFonts w:hint="eastAsia"/>
+                <w:b/>
+                <w:bCs/>
+                <w:color w:val="EE0000"/>
+                <w:sz w:val="17"/>
+                <w:szCs w:val="17"/>
+              </w:rPr>
+              <w:t>NULL</w:t>
+            </w:r>
+          </w:p>
         </w:tc>
         <w:tc>
           <w:tcPr>
@@ -6306,13 +6865,23 @@
             <w:vAlign w:val="center"/>
           </w:tcPr>
           <w:p>
-            <w:r>
-              <w:rPr>
-                <w:color w:val="000000"/>
-                <w:sz w:val="17"/>
-                <w:szCs w:val="17"/>
-              </w:rPr>
-              <w:t>NOW()</w:t>
+            <w:proofErr w:type="gramStart"/>
+            <w:r>
+              <w:rPr>
+                <w:color w:val="000000"/>
+                <w:sz w:val="17"/>
+                <w:szCs w:val="17"/>
+              </w:rPr>
+              <w:t>NOW(</w:t>
+            </w:r>
+            <w:proofErr w:type="gramEnd"/>
+            <w:r>
+              <w:rPr>
+                <w:color w:val="000000"/>
+                <w:sz w:val="17"/>
+                <w:szCs w:val="17"/>
+              </w:rPr>
+              <w:t>)</w:t>
             </w:r>
           </w:p>
         </w:tc>
@@ -6550,6 +7119,7 @@
                 <w:color w:val="EE0000"/>
               </w:rPr>
             </w:pPr>
+            <w:proofErr w:type="gramStart"/>
             <w:r>
               <w:rPr>
                 <w:rFonts w:hint="eastAsia"/>
@@ -6559,7 +7129,19 @@
                 <w:sz w:val="17"/>
                 <w:szCs w:val="17"/>
               </w:rPr>
-              <w:t xml:space="preserve">0 : </w:t>
+              <w:t>0 :</w:t>
+            </w:r>
+            <w:proofErr w:type="gramEnd"/>
+            <w:r>
+              <w:rPr>
+                <w:rFonts w:hint="eastAsia"/>
+                <w:b/>
+                <w:bCs/>
+                <w:color w:val="EE0000"/>
+                <w:sz w:val="17"/>
+                <w:szCs w:val="17"/>
+              </w:rPr>
+              <w:t xml:space="preserve"> </w:t>
             </w:r>
             <w:r>
               <w:rPr>
@@ -6602,8 +7184,9 @@
                 <w:sz w:val="17"/>
                 <w:szCs w:val="17"/>
               </w:rPr>
-              <w:t xml:space="preserve"> 1</w:t>
-            </w:r>
+              <w:t xml:space="preserve"> </w:t>
+            </w:r>
+            <w:proofErr w:type="gramStart"/>
             <w:r>
               <w:rPr>
                 <w:rFonts w:hint="eastAsia"/>
@@ -6613,8 +7196,20 @@
                 <w:sz w:val="17"/>
                 <w:szCs w:val="17"/>
               </w:rPr>
+              <w:t>1</w:t>
+            </w:r>
+            <w:r>
+              <w:rPr>
+                <w:rFonts w:hint="eastAsia"/>
+                <w:b/>
+                <w:bCs/>
+                <w:color w:val="EE0000"/>
+                <w:sz w:val="17"/>
+                <w:szCs w:val="17"/>
+              </w:rPr>
               <w:t xml:space="preserve"> :</w:t>
             </w:r>
+            <w:proofErr w:type="gramEnd"/>
             <w:r>
               <w:rPr>
                 <w:b/>
@@ -6677,8 +7272,9 @@
                 <w:sz w:val="17"/>
                 <w:szCs w:val="17"/>
               </w:rPr>
-              <w:t xml:space="preserve"> 2 : PROCESSING(처리중)</w:t>
-            </w:r>
+              <w:t xml:space="preserve"> </w:t>
+            </w:r>
+            <w:proofErr w:type="gramStart"/>
             <w:r>
               <w:rPr>
                 <w:rFonts w:hint="eastAsia"/>
@@ -6688,6 +7284,53 @@
                 <w:sz w:val="17"/>
                 <w:szCs w:val="17"/>
               </w:rPr>
+              <w:t>2 :</w:t>
+            </w:r>
+            <w:proofErr w:type="gramEnd"/>
+            <w:r>
+              <w:rPr>
+                <w:rFonts w:hint="eastAsia"/>
+                <w:b/>
+                <w:bCs/>
+                <w:color w:val="EE0000"/>
+                <w:sz w:val="17"/>
+                <w:szCs w:val="17"/>
+              </w:rPr>
+              <w:t xml:space="preserve"> PROCESSING(</w:t>
+            </w:r>
+            <w:proofErr w:type="spellStart"/>
+            <w:r>
+              <w:rPr>
+                <w:rFonts w:hint="eastAsia"/>
+                <w:b/>
+                <w:bCs/>
+                <w:color w:val="EE0000"/>
+                <w:sz w:val="17"/>
+                <w:szCs w:val="17"/>
+              </w:rPr>
+              <w:t>처리중</w:t>
+            </w:r>
+            <w:proofErr w:type="spellEnd"/>
+            <w:r>
+              <w:rPr>
+                <w:rFonts w:hint="eastAsia"/>
+                <w:b/>
+                <w:bCs/>
+                <w:color w:val="EE0000"/>
+                <w:sz w:val="17"/>
+                <w:szCs w:val="17"/>
+              </w:rPr>
+              <w:t>)</w:t>
+            </w:r>
+            <w:r>
+              <w:rPr>
+                <w:rFonts w:hint="eastAsia"/>
+                <w:b/>
+                <w:bCs/>
+                <w:color w:val="EE0000"/>
+                <w:sz w:val="17"/>
+                <w:szCs w:val="17"/>
+              </w:rPr>
               <w:t>,</w:t>
             </w:r>
             <w:r>
@@ -6699,8 +7342,21 @@
                 <w:sz w:val="17"/>
                 <w:szCs w:val="17"/>
               </w:rPr>
-              <w:t xml:space="preserve"> 3 :</w:t>
-            </w:r>
+              <w:t xml:space="preserve"> </w:t>
+            </w:r>
+            <w:proofErr w:type="gramStart"/>
+            <w:r>
+              <w:rPr>
+                <w:rFonts w:hint="eastAsia"/>
+                <w:b/>
+                <w:bCs/>
+                <w:color w:val="EE0000"/>
+                <w:sz w:val="17"/>
+                <w:szCs w:val="17"/>
+              </w:rPr>
+              <w:t>3 :</w:t>
+            </w:r>
+            <w:proofErr w:type="gramEnd"/>
             <w:r>
               <w:rPr>
                 <w:b/>
@@ -6764,6 +7420,7 @@
               </w:rPr>
               <w:t xml:space="preserve"> </w:t>
             </w:r>
+            <w:proofErr w:type="gramStart"/>
             <w:r>
               <w:rPr>
                 <w:rFonts w:hint="eastAsia"/>
@@ -6773,7 +7430,19 @@
                 <w:sz w:val="17"/>
                 <w:szCs w:val="17"/>
               </w:rPr>
-              <w:t xml:space="preserve">4 : </w:t>
+              <w:t>4 :</w:t>
+            </w:r>
+            <w:proofErr w:type="gramEnd"/>
+            <w:r>
+              <w:rPr>
+                <w:rFonts w:hint="eastAsia"/>
+                <w:b/>
+                <w:bCs/>
+                <w:color w:val="EE0000"/>
+                <w:sz w:val="17"/>
+                <w:szCs w:val="17"/>
+              </w:rPr>
+              <w:t xml:space="preserve"> </w:t>
             </w:r>
             <w:r>
               <w:rPr>
@@ -6877,7 +7546,29 @@
           <w:sz w:val="19"/>
           <w:szCs w:val="19"/>
         </w:rPr>
-        <w:t>■ 소유 서버 : 위치검증서버</w:t>
+        <w:t xml:space="preserve">■ 소유 </w:t>
+      </w:r>
+      <w:proofErr w:type="gramStart"/>
+      <w:r>
+        <w:rPr>
+          <w:b/>
+          <w:bCs/>
+          <w:color w:val="000000"/>
+          <w:sz w:val="19"/>
+          <w:szCs w:val="19"/>
+        </w:rPr>
+        <w:t>서버 :</w:t>
+      </w:r>
+      <w:proofErr w:type="gramEnd"/>
+      <w:r>
+        <w:rPr>
+          <w:b/>
+          <w:bCs/>
+          <w:color w:val="000000"/>
+          <w:sz w:val="19"/>
+          <w:szCs w:val="19"/>
+        </w:rPr>
+        <w:t xml:space="preserve"> 위치검증서버</w:t>
       </w:r>
     </w:p>
     <w:p>
@@ -6890,7 +7581,61 @@
           <w:sz w:val="18"/>
           <w:szCs w:val="18"/>
         </w:rPr>
-        <w:t>■ 역     할 : 맵매칭+위반탐지 완료 후 과금 대상 건을 행 단위로 적재. 1행 = 1과금항목. 과금서버는 이 테이블 하나만 읽어 CHARGE_TYPE에 따라 분기 처리</w:t>
+        <w:t xml:space="preserve">■ 역     </w:t>
+      </w:r>
+      <w:proofErr w:type="gramStart"/>
+      <w:r>
+        <w:rPr>
+          <w:color w:val="000000"/>
+          <w:sz w:val="18"/>
+          <w:szCs w:val="18"/>
+        </w:rPr>
+        <w:t>할 :</w:t>
+      </w:r>
+      <w:proofErr w:type="gramEnd"/>
+      <w:r>
+        <w:rPr>
+          <w:color w:val="000000"/>
+          <w:sz w:val="18"/>
+          <w:szCs w:val="18"/>
+        </w:rPr>
+        <w:t xml:space="preserve"> </w:t>
+      </w:r>
+      <w:proofErr w:type="spellStart"/>
+      <w:r>
+        <w:rPr>
+          <w:color w:val="000000"/>
+          <w:sz w:val="18"/>
+          <w:szCs w:val="18"/>
+        </w:rPr>
+        <w:t>맵매칭</w:t>
+      </w:r>
+      <w:proofErr w:type="spellEnd"/>
+      <w:r>
+        <w:rPr>
+          <w:color w:val="000000"/>
+          <w:sz w:val="18"/>
+          <w:szCs w:val="18"/>
+        </w:rPr>
+        <w:t xml:space="preserve">+위반탐지 완료 후 과금 대상 건을 행 단위로 적재. 1행 = 1과금항목. </w:t>
+      </w:r>
+      <w:proofErr w:type="spellStart"/>
+      <w:r>
+        <w:rPr>
+          <w:color w:val="000000"/>
+          <w:sz w:val="18"/>
+          <w:szCs w:val="18"/>
+        </w:rPr>
+        <w:t>과금서버는</w:t>
+      </w:r>
+      <w:proofErr w:type="spellEnd"/>
+      <w:r>
+        <w:rPr>
+          <w:color w:val="000000"/>
+          <w:sz w:val="18"/>
+          <w:szCs w:val="18"/>
+        </w:rPr>
+        <w:t xml:space="preserve"> 이 테이블 하나만 읽어 CHARGE_TYPE에 따라 분기 처리</w:t>
       </w:r>
     </w:p>
     <w:p>
@@ -6915,7 +7660,25 @@
           <w:sz w:val="18"/>
           <w:szCs w:val="18"/>
         </w:rPr>
-        <w:t xml:space="preserve">TRIP_ID  : </w:t>
+        <w:t>TRIP_</w:t>
+      </w:r>
+      <w:proofErr w:type="gramStart"/>
+      <w:r>
+        <w:rPr>
+          <w:color w:val="EE0000"/>
+          <w:sz w:val="18"/>
+          <w:szCs w:val="18"/>
+        </w:rPr>
+        <w:t>ID  :</w:t>
+      </w:r>
+      <w:proofErr w:type="gramEnd"/>
+      <w:r>
+        <w:rPr>
+          <w:color w:val="EE0000"/>
+          <w:sz w:val="18"/>
+          <w:szCs w:val="18"/>
+        </w:rPr>
+        <w:t xml:space="preserve"> </w:t>
       </w:r>
       <w:r>
         <w:rPr>
@@ -6992,7 +7755,61 @@
           <w:sz w:val="18"/>
           <w:szCs w:val="18"/>
         </w:rPr>
-        <w:t>■ 요금 계산   : 과금서버가 settings.ini 기준으로 직접 계산 (CHARGE_TYPE별 요율 적용)</w:t>
+        <w:t xml:space="preserve">■ 요금 계산 </w:t>
+      </w:r>
+      <w:proofErr w:type="gramStart"/>
+      <w:r>
+        <w:rPr>
+          <w:color w:val="000000"/>
+          <w:sz w:val="18"/>
+          <w:szCs w:val="18"/>
+        </w:rPr>
+        <w:t xml:space="preserve">  :</w:t>
+      </w:r>
+      <w:proofErr w:type="gramEnd"/>
+      <w:r>
+        <w:rPr>
+          <w:color w:val="000000"/>
+          <w:sz w:val="18"/>
+          <w:szCs w:val="18"/>
+        </w:rPr>
+        <w:t xml:space="preserve"> </w:t>
+      </w:r>
+      <w:proofErr w:type="spellStart"/>
+      <w:r>
+        <w:rPr>
+          <w:color w:val="000000"/>
+          <w:sz w:val="18"/>
+          <w:szCs w:val="18"/>
+        </w:rPr>
+        <w:t>과금서버가</w:t>
+      </w:r>
+      <w:proofErr w:type="spellEnd"/>
+      <w:r>
+        <w:rPr>
+          <w:color w:val="000000"/>
+          <w:sz w:val="18"/>
+          <w:szCs w:val="18"/>
+        </w:rPr>
+        <w:t xml:space="preserve"> settings.ini 기준으로 직접 계산 (CHARGE_TYPE별 </w:t>
+      </w:r>
+      <w:proofErr w:type="spellStart"/>
+      <w:r>
+        <w:rPr>
+          <w:color w:val="000000"/>
+          <w:sz w:val="18"/>
+          <w:szCs w:val="18"/>
+        </w:rPr>
+        <w:t>요율</w:t>
+      </w:r>
+      <w:proofErr w:type="spellEnd"/>
+      <w:r>
+        <w:rPr>
+          <w:color w:val="000000"/>
+          <w:sz w:val="18"/>
+          <w:szCs w:val="18"/>
+        </w:rPr>
+        <w:t xml:space="preserve"> 적용)</w:t>
       </w:r>
     </w:p>
     <w:p>
@@ -7014,7 +7831,27 @@
           <w:sz w:val="18"/>
           <w:szCs w:val="18"/>
         </w:rPr>
-        <w:t xml:space="preserve">TRIP_SEQ : </w:t>
+        <w:t>TRIP_</w:t>
+      </w:r>
+      <w:proofErr w:type="gramStart"/>
+      <w:r>
+        <w:rPr>
+          <w:rFonts w:hint="eastAsia"/>
+          <w:color w:val="EE0000"/>
+          <w:sz w:val="18"/>
+          <w:szCs w:val="18"/>
+        </w:rPr>
+        <w:t>SEQ :</w:t>
+      </w:r>
+      <w:proofErr w:type="gramEnd"/>
+      <w:r>
+        <w:rPr>
+          <w:rFonts w:hint="eastAsia"/>
+          <w:color w:val="EE0000"/>
+          <w:sz w:val="18"/>
+          <w:szCs w:val="18"/>
+        </w:rPr>
+        <w:t xml:space="preserve"> </w:t>
       </w:r>
       <w:r>
         <w:rPr>
@@ -7056,7 +7893,25 @@
           <w:sz w:val="18"/>
           <w:szCs w:val="18"/>
         </w:rPr>
-        <w:t xml:space="preserve"> 그룹핑 검색 가능</w:t>
+        <w:t xml:space="preserve"> </w:t>
+      </w:r>
+      <w:proofErr w:type="spellStart"/>
+      <w:r>
+        <w:rPr>
+          <w:color w:val="EE0000"/>
+          <w:sz w:val="18"/>
+          <w:szCs w:val="18"/>
+        </w:rPr>
+        <w:t>그룹핑</w:t>
+      </w:r>
+      <w:proofErr w:type="spellEnd"/>
+      <w:r>
+        <w:rPr>
+          <w:color w:val="EE0000"/>
+          <w:sz w:val="18"/>
+          <w:szCs w:val="18"/>
+        </w:rPr>
+        <w:t xml:space="preserve"> 검색 가능</w:t>
       </w:r>
     </w:p>
     <w:tbl>
@@ -7106,6 +7961,7 @@
             <w:vAlign w:val="center"/>
           </w:tcPr>
           <w:p>
+            <w:proofErr w:type="spellStart"/>
             <w:r>
               <w:rPr>
                 <w:b/>
@@ -7116,6 +7972,7 @@
               </w:rPr>
               <w:t>컬럼명</w:t>
             </w:r>
+            <w:proofErr w:type="spellEnd"/>
           </w:p>
         </w:tc>
         <w:tc>
@@ -7306,15 +8163,27 @@
                 <w:bCs/>
               </w:rPr>
             </w:pPr>
-            <w:r>
-              <w:rPr>
-                <w:b/>
-                <w:bCs/>
-                <w:color w:val="000000"/>
-                <w:sz w:val="17"/>
-                <w:szCs w:val="17"/>
-              </w:rPr>
-              <w:t>VARCHAR(60)</w:t>
+            <w:proofErr w:type="gramStart"/>
+            <w:r>
+              <w:rPr>
+                <w:b/>
+                <w:bCs/>
+                <w:color w:val="000000"/>
+                <w:sz w:val="17"/>
+                <w:szCs w:val="17"/>
+              </w:rPr>
+              <w:t>VARCHAR(</w:t>
+            </w:r>
+            <w:proofErr w:type="gramEnd"/>
+            <w:r>
+              <w:rPr>
+                <w:b/>
+                <w:bCs/>
+                <w:color w:val="000000"/>
+                <w:sz w:val="17"/>
+                <w:szCs w:val="17"/>
+              </w:rPr>
+              <w:t>60)</w:t>
             </w:r>
           </w:p>
         </w:tc>
@@ -7415,23 +8284,33 @@
                 <w:sz w:val="18"/>
                 <w:szCs w:val="18"/>
               </w:rPr>
-              <w:t>{DEVICE_KEY}_</w:t>
-            </w:r>
-            <w:r>
-              <w:rPr>
-                <w:rFonts w:hint="eastAsia"/>
+              <w:t>{DEVICE_</w:t>
+            </w:r>
+            <w:proofErr w:type="gramStart"/>
+            <w:r>
+              <w:rPr>
                 <w:color w:val="EE0000"/>
                 <w:sz w:val="18"/>
                 <w:szCs w:val="18"/>
               </w:rPr>
-              <w:t>{</w:t>
-            </w:r>
-            <w:r>
-              <w:rPr>
+              <w:t>KEY}_</w:t>
+            </w:r>
+            <w:proofErr w:type="gramEnd"/>
+            <w:r>
+              <w:rPr>
+                <w:rFonts w:hint="eastAsia"/>
                 <w:color w:val="EE0000"/>
                 <w:sz w:val="18"/>
                 <w:szCs w:val="18"/>
               </w:rPr>
+              <w:t>{</w:t>
+            </w:r>
+            <w:r>
+              <w:rPr>
+                <w:color w:val="EE0000"/>
+                <w:sz w:val="18"/>
+                <w:szCs w:val="18"/>
+              </w:rPr>
               <w:t>YYYYMMDDHH24MISS}</w:t>
             </w:r>
           </w:p>
@@ -7454,7 +8333,31 @@
                 <w:sz w:val="17"/>
                 <w:szCs w:val="17"/>
               </w:rPr>
-              <w:t xml:space="preserve">동일 운행 시 여러 번 과금될 수 있으므로 </w:t>
+              <w:t xml:space="preserve">동일 운행 시 여러 번 </w:t>
+            </w:r>
+            <w:proofErr w:type="spellStart"/>
+            <w:r>
+              <w:rPr>
+                <w:rFonts w:hint="eastAsia"/>
+                <w:b/>
+                <w:bCs/>
+                <w:color w:val="EE0000"/>
+                <w:sz w:val="17"/>
+                <w:szCs w:val="17"/>
+              </w:rPr>
+              <w:t>과금될</w:t>
+            </w:r>
+            <w:proofErr w:type="spellEnd"/>
+            <w:r>
+              <w:rPr>
+                <w:rFonts w:hint="eastAsia"/>
+                <w:b/>
+                <w:bCs/>
+                <w:color w:val="EE0000"/>
+                <w:sz w:val="17"/>
+                <w:szCs w:val="17"/>
+              </w:rPr>
+              <w:t xml:space="preserve"> 수 있으므로 </w:t>
             </w:r>
             <w:r>
               <w:rPr>
@@ -7544,15 +8447,27 @@
                 <w:bCs/>
               </w:rPr>
             </w:pPr>
-            <w:r>
-              <w:rPr>
-                <w:b/>
-                <w:bCs/>
-                <w:color w:val="000000"/>
-                <w:sz w:val="17"/>
-                <w:szCs w:val="17"/>
-              </w:rPr>
-              <w:t>VARCHAR(36)</w:t>
+            <w:proofErr w:type="gramStart"/>
+            <w:r>
+              <w:rPr>
+                <w:b/>
+                <w:bCs/>
+                <w:color w:val="000000"/>
+                <w:sz w:val="17"/>
+                <w:szCs w:val="17"/>
+              </w:rPr>
+              <w:t>VARCHAR(</w:t>
+            </w:r>
+            <w:proofErr w:type="gramEnd"/>
+            <w:r>
+              <w:rPr>
+                <w:b/>
+                <w:bCs/>
+                <w:color w:val="000000"/>
+                <w:sz w:val="17"/>
+                <w:szCs w:val="17"/>
+              </w:rPr>
+              <w:t>36)</w:t>
             </w:r>
           </w:p>
         </w:tc>
@@ -7880,6 +8795,7 @@
                 <w:szCs w:val="17"/>
               </w:rPr>
             </w:pPr>
+            <w:proofErr w:type="spellStart"/>
             <w:r>
               <w:rPr>
                 <w:rFonts w:hint="eastAsia"/>
@@ -7889,7 +8805,19 @@
                 <w:sz w:val="17"/>
                 <w:szCs w:val="17"/>
               </w:rPr>
-              <w:t>과금부과 순번 (1~N)</w:t>
+              <w:t>과금부과</w:t>
+            </w:r>
+            <w:proofErr w:type="spellEnd"/>
+            <w:r>
+              <w:rPr>
+                <w:rFonts w:hint="eastAsia"/>
+                <w:b/>
+                <w:bCs/>
+                <w:color w:val="EE0000"/>
+                <w:sz w:val="17"/>
+                <w:szCs w:val="17"/>
+              </w:rPr>
+              <w:t xml:space="preserve"> 순번 (1~N)</w:t>
             </w:r>
           </w:p>
         </w:tc>
@@ -7941,13 +8869,23 @@
             <w:vAlign w:val="center"/>
           </w:tcPr>
           <w:p>
-            <w:r>
-              <w:rPr>
-                <w:color w:val="000000"/>
-                <w:sz w:val="17"/>
-                <w:szCs w:val="17"/>
-              </w:rPr>
-              <w:t>VARCHAR(20)</w:t>
+            <w:proofErr w:type="gramStart"/>
+            <w:r>
+              <w:rPr>
+                <w:color w:val="000000"/>
+                <w:sz w:val="17"/>
+                <w:szCs w:val="17"/>
+              </w:rPr>
+              <w:t>VARCHAR(</w:t>
+            </w:r>
+            <w:proofErr w:type="gramEnd"/>
+            <w:r>
+              <w:rPr>
+                <w:color w:val="000000"/>
+                <w:sz w:val="17"/>
+                <w:szCs w:val="17"/>
+              </w:rPr>
+              <w:t>20)</w:t>
             </w:r>
           </w:p>
         </w:tc>
@@ -8077,13 +9015,23 @@
             <w:vAlign w:val="center"/>
           </w:tcPr>
           <w:p>
-            <w:r>
-              <w:rPr>
-                <w:color w:val="000000"/>
-                <w:sz w:val="17"/>
-                <w:szCs w:val="17"/>
-              </w:rPr>
-              <w:t>VARCHAR(10)</w:t>
+            <w:proofErr w:type="gramStart"/>
+            <w:r>
+              <w:rPr>
+                <w:color w:val="000000"/>
+                <w:sz w:val="17"/>
+                <w:szCs w:val="17"/>
+              </w:rPr>
+              <w:t>VARCHAR(</w:t>
+            </w:r>
+            <w:proofErr w:type="gramEnd"/>
+            <w:r>
+              <w:rPr>
+                <w:color w:val="000000"/>
+                <w:sz w:val="17"/>
+                <w:szCs w:val="17"/>
+              </w:rPr>
+              <w:t>10)</w:t>
             </w:r>
           </w:p>
         </w:tc>
@@ -8161,7 +9109,25 @@
                 <w:sz w:val="17"/>
                 <w:szCs w:val="17"/>
               </w:rPr>
-              <w:t>과금 단위. NODE: 노드 단위 과금 / LINK: 링크 단위 과금</w:t>
+              <w:t xml:space="preserve">과금 단위. NODE: 노드 단위 </w:t>
+            </w:r>
+            <w:proofErr w:type="gramStart"/>
+            <w:r>
+              <w:rPr>
+                <w:color w:val="000000"/>
+                <w:sz w:val="17"/>
+                <w:szCs w:val="17"/>
+              </w:rPr>
+              <w:t>과금 /</w:t>
+            </w:r>
+            <w:proofErr w:type="gramEnd"/>
+            <w:r>
+              <w:rPr>
+                <w:color w:val="000000"/>
+                <w:sz w:val="17"/>
+                <w:szCs w:val="17"/>
+              </w:rPr>
+              <w:t xml:space="preserve"> LINK: 링크 단위 과금</w:t>
             </w:r>
           </w:p>
         </w:tc>
@@ -8213,13 +9179,23 @@
             <w:vAlign w:val="center"/>
           </w:tcPr>
           <w:p>
-            <w:r>
-              <w:rPr>
-                <w:color w:val="000000"/>
-                <w:sz w:val="17"/>
-                <w:szCs w:val="17"/>
-              </w:rPr>
-              <w:t>VARCHAR(20)</w:t>
+            <w:proofErr w:type="gramStart"/>
+            <w:r>
+              <w:rPr>
+                <w:color w:val="000000"/>
+                <w:sz w:val="17"/>
+                <w:szCs w:val="17"/>
+              </w:rPr>
+              <w:t>VARCHAR(</w:t>
+            </w:r>
+            <w:proofErr w:type="gramEnd"/>
+            <w:r>
+              <w:rPr>
+                <w:color w:val="000000"/>
+                <w:sz w:val="17"/>
+                <w:szCs w:val="17"/>
+              </w:rPr>
+              <w:t>20)</w:t>
             </w:r>
           </w:p>
         </w:tc>
@@ -8341,13 +9317,23 @@
             <w:vAlign w:val="center"/>
           </w:tcPr>
           <w:p>
-            <w:r>
-              <w:rPr>
-                <w:color w:val="000000"/>
-                <w:sz w:val="17"/>
-                <w:szCs w:val="17"/>
-              </w:rPr>
-              <w:t>VARCHAR(10)</w:t>
+            <w:proofErr w:type="gramStart"/>
+            <w:r>
+              <w:rPr>
+                <w:color w:val="000000"/>
+                <w:sz w:val="17"/>
+                <w:szCs w:val="17"/>
+              </w:rPr>
+              <w:t>VARCHAR(</w:t>
+            </w:r>
+            <w:proofErr w:type="gramEnd"/>
+            <w:r>
+              <w:rPr>
+                <w:color w:val="000000"/>
+                <w:sz w:val="17"/>
+                <w:szCs w:val="17"/>
+              </w:rPr>
+              <w:t>10)</w:t>
             </w:r>
           </w:p>
         </w:tc>
@@ -8477,13 +9463,23 @@
             <w:vAlign w:val="center"/>
           </w:tcPr>
           <w:p>
-            <w:r>
-              <w:rPr>
-                <w:color w:val="000000"/>
-                <w:sz w:val="17"/>
-                <w:szCs w:val="17"/>
-              </w:rPr>
-              <w:t>VARCHAR(20)</w:t>
+            <w:proofErr w:type="gramStart"/>
+            <w:r>
+              <w:rPr>
+                <w:color w:val="000000"/>
+                <w:sz w:val="17"/>
+                <w:szCs w:val="17"/>
+              </w:rPr>
+              <w:t>VARCHAR(</w:t>
+            </w:r>
+            <w:proofErr w:type="gramEnd"/>
+            <w:r>
+              <w:rPr>
+                <w:color w:val="000000"/>
+                <w:sz w:val="17"/>
+                <w:szCs w:val="17"/>
+              </w:rPr>
+              <w:t>20)</w:t>
             </w:r>
           </w:p>
         </w:tc>
@@ -8605,13 +9601,23 @@
             <w:vAlign w:val="center"/>
           </w:tcPr>
           <w:p>
-            <w:r>
-              <w:rPr>
-                <w:color w:val="000000"/>
-                <w:sz w:val="17"/>
-                <w:szCs w:val="17"/>
-              </w:rPr>
-              <w:t>VARCHAR(10)</w:t>
+            <w:proofErr w:type="gramStart"/>
+            <w:r>
+              <w:rPr>
+                <w:color w:val="000000"/>
+                <w:sz w:val="17"/>
+                <w:szCs w:val="17"/>
+              </w:rPr>
+              <w:t>VARCHAR(</w:t>
+            </w:r>
+            <w:proofErr w:type="gramEnd"/>
+            <w:r>
+              <w:rPr>
+                <w:color w:val="000000"/>
+                <w:sz w:val="17"/>
+                <w:szCs w:val="17"/>
+              </w:rPr>
+              <w:t>10)</w:t>
             </w:r>
           </w:p>
         </w:tc>
@@ -8741,13 +9747,23 @@
             <w:vAlign w:val="center"/>
           </w:tcPr>
           <w:p>
-            <w:r>
-              <w:rPr>
-                <w:color w:val="000000"/>
-                <w:sz w:val="17"/>
-                <w:szCs w:val="17"/>
-              </w:rPr>
-              <w:t>VARCHAR(20)</w:t>
+            <w:proofErr w:type="gramStart"/>
+            <w:r>
+              <w:rPr>
+                <w:color w:val="000000"/>
+                <w:sz w:val="17"/>
+                <w:szCs w:val="17"/>
+              </w:rPr>
+              <w:t>VARCHAR(</w:t>
+            </w:r>
+            <w:proofErr w:type="gramEnd"/>
+            <w:r>
+              <w:rPr>
+                <w:color w:val="000000"/>
+                <w:sz w:val="17"/>
+                <w:szCs w:val="17"/>
+              </w:rPr>
+              <w:t>20)</w:t>
             </w:r>
           </w:p>
         </w:tc>
@@ -8869,13 +9885,23 @@
             <w:vAlign w:val="center"/>
           </w:tcPr>
           <w:p>
-            <w:r>
-              <w:rPr>
-                <w:color w:val="000000"/>
-                <w:sz w:val="17"/>
-                <w:szCs w:val="17"/>
-              </w:rPr>
-              <w:t>VARCHAR(20)</w:t>
+            <w:proofErr w:type="gramStart"/>
+            <w:r>
+              <w:rPr>
+                <w:color w:val="000000"/>
+                <w:sz w:val="17"/>
+                <w:szCs w:val="17"/>
+              </w:rPr>
+              <w:t>VARCHAR(</w:t>
+            </w:r>
+            <w:proofErr w:type="gramEnd"/>
+            <w:r>
+              <w:rPr>
+                <w:color w:val="000000"/>
+                <w:sz w:val="17"/>
+                <w:szCs w:val="17"/>
+              </w:rPr>
+              <w:t>20)</w:t>
             </w:r>
           </w:p>
         </w:tc>
@@ -9005,13 +10031,23 @@
             <w:vAlign w:val="center"/>
           </w:tcPr>
           <w:p>
-            <w:r>
-              <w:rPr>
-                <w:color w:val="000000"/>
-                <w:sz w:val="17"/>
-                <w:szCs w:val="17"/>
-              </w:rPr>
-              <w:t>VARCHAR(20)</w:t>
+            <w:proofErr w:type="gramStart"/>
+            <w:r>
+              <w:rPr>
+                <w:color w:val="000000"/>
+                <w:sz w:val="17"/>
+                <w:szCs w:val="17"/>
+              </w:rPr>
+              <w:t>VARCHAR(</w:t>
+            </w:r>
+            <w:proofErr w:type="gramEnd"/>
+            <w:r>
+              <w:rPr>
+                <w:color w:val="000000"/>
+                <w:sz w:val="17"/>
+                <w:szCs w:val="17"/>
+              </w:rPr>
+              <w:t>20)</w:t>
             </w:r>
           </w:p>
         </w:tc>
@@ -9141,13 +10177,23 @@
             <w:vAlign w:val="center"/>
           </w:tcPr>
           <w:p>
-            <w:r>
-              <w:rPr>
-                <w:color w:val="000000"/>
-                <w:sz w:val="17"/>
-                <w:szCs w:val="17"/>
-              </w:rPr>
-              <w:t>NUMERIC(10,7)</w:t>
+            <w:proofErr w:type="gramStart"/>
+            <w:r>
+              <w:rPr>
+                <w:color w:val="000000"/>
+                <w:sz w:val="17"/>
+                <w:szCs w:val="17"/>
+              </w:rPr>
+              <w:t>NUMERIC(</w:t>
+            </w:r>
+            <w:proofErr w:type="gramEnd"/>
+            <w:r>
+              <w:rPr>
+                <w:color w:val="000000"/>
+                <w:sz w:val="17"/>
+                <w:szCs w:val="17"/>
+              </w:rPr>
+              <w:t>10,7)</w:t>
             </w:r>
           </w:p>
         </w:tc>
@@ -9286,13 +10332,23 @@
             <w:vAlign w:val="center"/>
           </w:tcPr>
           <w:p>
-            <w:r>
-              <w:rPr>
-                <w:color w:val="000000"/>
-                <w:sz w:val="17"/>
-                <w:szCs w:val="17"/>
-              </w:rPr>
-              <w:t>NUMERIC(10,7)</w:t>
+            <w:proofErr w:type="gramStart"/>
+            <w:r>
+              <w:rPr>
+                <w:color w:val="000000"/>
+                <w:sz w:val="17"/>
+                <w:szCs w:val="17"/>
+              </w:rPr>
+              <w:t>NUMERIC(</w:t>
+            </w:r>
+            <w:proofErr w:type="gramEnd"/>
+            <w:r>
+              <w:rPr>
+                <w:color w:val="000000"/>
+                <w:sz w:val="17"/>
+                <w:szCs w:val="17"/>
+              </w:rPr>
+              <w:t>10,7)</w:t>
             </w:r>
           </w:p>
         </w:tc>
@@ -9431,13 +10487,23 @@
             <w:vAlign w:val="center"/>
           </w:tcPr>
           <w:p>
-            <w:r>
-              <w:rPr>
-                <w:color w:val="000000"/>
-                <w:sz w:val="17"/>
-                <w:szCs w:val="17"/>
-              </w:rPr>
-              <w:t>NUMERIC(10,7)</w:t>
+            <w:proofErr w:type="gramStart"/>
+            <w:r>
+              <w:rPr>
+                <w:color w:val="000000"/>
+                <w:sz w:val="17"/>
+                <w:szCs w:val="17"/>
+              </w:rPr>
+              <w:t>NUMERIC(</w:t>
+            </w:r>
+            <w:proofErr w:type="gramEnd"/>
+            <w:r>
+              <w:rPr>
+                <w:color w:val="000000"/>
+                <w:sz w:val="17"/>
+                <w:szCs w:val="17"/>
+              </w:rPr>
+              <w:t>10,7)</w:t>
             </w:r>
           </w:p>
         </w:tc>
@@ -9576,13 +10642,23 @@
             <w:vAlign w:val="center"/>
           </w:tcPr>
           <w:p>
-            <w:r>
-              <w:rPr>
-                <w:color w:val="000000"/>
-                <w:sz w:val="17"/>
-                <w:szCs w:val="17"/>
-              </w:rPr>
-              <w:t>NUMERIC(10,7)</w:t>
+            <w:proofErr w:type="gramStart"/>
+            <w:r>
+              <w:rPr>
+                <w:color w:val="000000"/>
+                <w:sz w:val="17"/>
+                <w:szCs w:val="17"/>
+              </w:rPr>
+              <w:t>NUMERIC(</w:t>
+            </w:r>
+            <w:proofErr w:type="gramEnd"/>
+            <w:r>
+              <w:rPr>
+                <w:color w:val="000000"/>
+                <w:sz w:val="17"/>
+                <w:szCs w:val="17"/>
+              </w:rPr>
+              <w:t>10,7)</w:t>
             </w:r>
           </w:p>
         </w:tc>
@@ -9866,13 +10942,23 @@
             <w:vAlign w:val="center"/>
           </w:tcPr>
           <w:p>
-            <w:r>
-              <w:rPr>
-                <w:color w:val="000000"/>
-                <w:sz w:val="17"/>
-                <w:szCs w:val="17"/>
-              </w:rPr>
-              <w:t>NUMERIC(6,1)</w:t>
+            <w:proofErr w:type="gramStart"/>
+            <w:r>
+              <w:rPr>
+                <w:color w:val="000000"/>
+                <w:sz w:val="17"/>
+                <w:szCs w:val="17"/>
+              </w:rPr>
+              <w:t>NUMERIC(</w:t>
+            </w:r>
+            <w:proofErr w:type="gramEnd"/>
+            <w:r>
+              <w:rPr>
+                <w:color w:val="000000"/>
+                <w:sz w:val="17"/>
+                <w:szCs w:val="17"/>
+              </w:rPr>
+              <w:t>6,1)</w:t>
             </w:r>
           </w:p>
         </w:tc>
@@ -10011,13 +11097,23 @@
             <w:vAlign w:val="center"/>
           </w:tcPr>
           <w:p>
-            <w:r>
-              <w:rPr>
-                <w:color w:val="000000"/>
-                <w:sz w:val="17"/>
-                <w:szCs w:val="17"/>
-              </w:rPr>
-              <w:t>NUMERIC(6,1)</w:t>
+            <w:proofErr w:type="gramStart"/>
+            <w:r>
+              <w:rPr>
+                <w:color w:val="000000"/>
+                <w:sz w:val="17"/>
+                <w:szCs w:val="17"/>
+              </w:rPr>
+              <w:t>NUMERIC(</w:t>
+            </w:r>
+            <w:proofErr w:type="gramEnd"/>
+            <w:r>
+              <w:rPr>
+                <w:color w:val="000000"/>
+                <w:sz w:val="17"/>
+                <w:szCs w:val="17"/>
+              </w:rPr>
+              <w:t>6,1)</w:t>
             </w:r>
           </w:p>
         </w:tc>
@@ -10249,7 +11345,25 @@
                 <w:sz w:val="17"/>
                 <w:szCs w:val="17"/>
               </w:rPr>
-              <w:t>체류 시간 (초). 주정차 위반 판단</w:t>
+              <w:t xml:space="preserve">체류 시간 (초). </w:t>
+            </w:r>
+            <w:proofErr w:type="spellStart"/>
+            <w:r>
+              <w:rPr>
+                <w:color w:val="000000"/>
+                <w:sz w:val="17"/>
+                <w:szCs w:val="17"/>
+              </w:rPr>
+              <w:t>주정차</w:t>
+            </w:r>
+            <w:proofErr w:type="spellEnd"/>
+            <w:r>
+              <w:rPr>
+                <w:color w:val="000000"/>
+                <w:sz w:val="17"/>
+                <w:szCs w:val="17"/>
+              </w:rPr>
+              <w:t xml:space="preserve"> 위반 판단</w:t>
             </w:r>
           </w:p>
         </w:tc>
@@ -10301,13 +11415,23 @@
             <w:vAlign w:val="center"/>
           </w:tcPr>
           <w:p>
-            <w:r>
-              <w:rPr>
-                <w:color w:val="000000"/>
-                <w:sz w:val="17"/>
-                <w:szCs w:val="17"/>
-              </w:rPr>
-              <w:t>VARCHAR(20)</w:t>
+            <w:proofErr w:type="gramStart"/>
+            <w:r>
+              <w:rPr>
+                <w:color w:val="000000"/>
+                <w:sz w:val="17"/>
+                <w:szCs w:val="17"/>
+              </w:rPr>
+              <w:t>VARCHAR(</w:t>
+            </w:r>
+            <w:proofErr w:type="gramEnd"/>
+            <w:r>
+              <w:rPr>
+                <w:color w:val="000000"/>
+                <w:sz w:val="17"/>
+                <w:szCs w:val="17"/>
+              </w:rPr>
+              <w:t>20)</w:t>
             </w:r>
           </w:p>
         </w:tc>
@@ -10439,13 +11563,23 @@
             <w:vAlign w:val="center"/>
           </w:tcPr>
           <w:p>
-            <w:r>
-              <w:rPr>
-                <w:color w:val="000000"/>
-                <w:sz w:val="17"/>
-                <w:szCs w:val="17"/>
-              </w:rPr>
-              <w:t>VARCHAR(100)</w:t>
+            <w:proofErr w:type="gramStart"/>
+            <w:r>
+              <w:rPr>
+                <w:color w:val="000000"/>
+                <w:sz w:val="17"/>
+                <w:szCs w:val="17"/>
+              </w:rPr>
+              <w:t>VARCHAR(</w:t>
+            </w:r>
+            <w:proofErr w:type="gramEnd"/>
+            <w:r>
+              <w:rPr>
+                <w:color w:val="000000"/>
+                <w:sz w:val="17"/>
+                <w:szCs w:val="17"/>
+              </w:rPr>
+              <w:t>100)</w:t>
             </w:r>
           </w:p>
         </w:tc>
@@ -10518,13 +11652,23 @@
             <w:vAlign w:val="center"/>
           </w:tcPr>
           <w:p>
-            <w:r>
-              <w:rPr>
-                <w:color w:val="000000"/>
-                <w:sz w:val="17"/>
-                <w:szCs w:val="17"/>
-              </w:rPr>
-              <w:t>구역명. 협력사 기준정보 역정규화</w:t>
+            <w:proofErr w:type="spellStart"/>
+            <w:r>
+              <w:rPr>
+                <w:color w:val="000000"/>
+                <w:sz w:val="17"/>
+                <w:szCs w:val="17"/>
+              </w:rPr>
+              <w:t>구역명</w:t>
+            </w:r>
+            <w:proofErr w:type="spellEnd"/>
+            <w:r>
+              <w:rPr>
+                <w:color w:val="000000"/>
+                <w:sz w:val="17"/>
+                <w:szCs w:val="17"/>
+              </w:rPr>
+              <w:t>. 협력사 기준정보 역정규화</w:t>
             </w:r>
           </w:p>
         </w:tc>
@@ -10985,13 +12129,23 @@
             <w:vAlign w:val="center"/>
           </w:tcPr>
           <w:p>
-            <w:r>
-              <w:rPr>
-                <w:color w:val="000000"/>
-                <w:sz w:val="17"/>
-                <w:szCs w:val="17"/>
-              </w:rPr>
-              <w:t>VARCHAR(20)</w:t>
+            <w:proofErr w:type="gramStart"/>
+            <w:r>
+              <w:rPr>
+                <w:color w:val="000000"/>
+                <w:sz w:val="17"/>
+                <w:szCs w:val="17"/>
+              </w:rPr>
+              <w:t>VARCHAR(</w:t>
+            </w:r>
+            <w:proofErr w:type="gramEnd"/>
+            <w:r>
+              <w:rPr>
+                <w:color w:val="000000"/>
+                <w:sz w:val="17"/>
+                <w:szCs w:val="17"/>
+              </w:rPr>
+              <w:t>20)</w:t>
             </w:r>
           </w:p>
         </w:tc>
@@ -11078,7 +12232,61 @@
                 <w:sz w:val="17"/>
                 <w:szCs w:val="17"/>
               </w:rPr>
-              <w:t>PENDING: 과금 대기 / PROCESSING: 처리 중 / CHARGED: 완료 / SKIP: 제외</w:t>
+              <w:t xml:space="preserve">PENDING: 과금 </w:t>
+            </w:r>
+            <w:proofErr w:type="gramStart"/>
+            <w:r>
+              <w:rPr>
+                <w:color w:val="000000"/>
+                <w:sz w:val="17"/>
+                <w:szCs w:val="17"/>
+              </w:rPr>
+              <w:t>대기 /</w:t>
+            </w:r>
+            <w:proofErr w:type="gramEnd"/>
+            <w:r>
+              <w:rPr>
+                <w:color w:val="000000"/>
+                <w:sz w:val="17"/>
+                <w:szCs w:val="17"/>
+              </w:rPr>
+              <w:t xml:space="preserve"> PROCESSING: 처리 </w:t>
+            </w:r>
+            <w:proofErr w:type="gramStart"/>
+            <w:r>
+              <w:rPr>
+                <w:color w:val="000000"/>
+                <w:sz w:val="17"/>
+                <w:szCs w:val="17"/>
+              </w:rPr>
+              <w:t>중 /</w:t>
+            </w:r>
+            <w:proofErr w:type="gramEnd"/>
+            <w:r>
+              <w:rPr>
+                <w:color w:val="000000"/>
+                <w:sz w:val="17"/>
+                <w:szCs w:val="17"/>
+              </w:rPr>
+              <w:t xml:space="preserve"> CHARGED: </w:t>
+            </w:r>
+            <w:proofErr w:type="gramStart"/>
+            <w:r>
+              <w:rPr>
+                <w:color w:val="000000"/>
+                <w:sz w:val="17"/>
+                <w:szCs w:val="17"/>
+              </w:rPr>
+              <w:t>완료 /</w:t>
+            </w:r>
+            <w:proofErr w:type="gramEnd"/>
+            <w:r>
+              <w:rPr>
+                <w:color w:val="000000"/>
+                <w:sz w:val="17"/>
+                <w:szCs w:val="17"/>
+              </w:rPr>
+              <w:t xml:space="preserve"> SKIP: 제외</w:t>
             </w:r>
           </w:p>
         </w:tc>
@@ -11189,13 +12397,23 @@
             <w:vAlign w:val="center"/>
           </w:tcPr>
           <w:p>
-            <w:r>
-              <w:rPr>
-                <w:color w:val="000000"/>
-                <w:sz w:val="17"/>
-                <w:szCs w:val="17"/>
-              </w:rPr>
-              <w:t>NOW()</w:t>
+            <w:proofErr w:type="gramStart"/>
+            <w:r>
+              <w:rPr>
+                <w:color w:val="000000"/>
+                <w:sz w:val="17"/>
+                <w:szCs w:val="17"/>
+              </w:rPr>
+              <w:t>NOW(</w:t>
+            </w:r>
+            <w:proofErr w:type="gramEnd"/>
+            <w:r>
+              <w:rPr>
+                <w:color w:val="000000"/>
+                <w:sz w:val="17"/>
+                <w:szCs w:val="17"/>
+              </w:rPr>
+              <w:t>)</w:t>
             </w:r>
           </w:p>
         </w:tc>
@@ -11334,13 +12552,23 @@
             <w:vAlign w:val="center"/>
           </w:tcPr>
           <w:p>
-            <w:r>
-              <w:rPr>
-                <w:color w:val="000000"/>
-                <w:sz w:val="17"/>
-                <w:szCs w:val="17"/>
-              </w:rPr>
-              <w:t>NOW()</w:t>
+            <w:proofErr w:type="gramStart"/>
+            <w:r>
+              <w:rPr>
+                <w:color w:val="000000"/>
+                <w:sz w:val="17"/>
+                <w:szCs w:val="17"/>
+              </w:rPr>
+              <w:t>NOW(</w:t>
+            </w:r>
+            <w:proofErr w:type="gramEnd"/>
+            <w:r>
+              <w:rPr>
+                <w:color w:val="000000"/>
+                <w:sz w:val="17"/>
+                <w:szCs w:val="17"/>
+              </w:rPr>
+              <w:t>)</w:t>
             </w:r>
           </w:p>
         </w:tc>
@@ -11391,13 +12619,24 @@
         <w:t>안)</w:t>
       </w:r>
       <w:r>
-        <w:t xml:space="preserve"> – 통행료 과금 내역 (과금서버</w:t>
+        <w:t xml:space="preserve"> – 통행료 과금 내역 (</w:t>
+      </w:r>
+      <w:proofErr w:type="spellStart"/>
+      <w:r>
+        <w:t>과금서버</w:t>
       </w:r>
       <w:r>
         <w:rPr>
           <w:rFonts w:hint="eastAsia"/>
         </w:rPr>
-        <w:t xml:space="preserve">가 </w:t>
+        <w:t>가</w:t>
+      </w:r>
+      <w:proofErr w:type="spellEnd"/>
+      <w:r>
+        <w:rPr>
+          <w:rFonts w:hint="eastAsia"/>
+        </w:rPr>
+        <w:t xml:space="preserve"> </w:t>
       </w:r>
       <w:r>
         <w:t xml:space="preserve">Insert </w:t>
@@ -11424,8 +12663,42 @@
           <w:sz w:val="19"/>
           <w:szCs w:val="19"/>
         </w:rPr>
-        <w:t>■ 소유 서버 : 과금서버</w:t>
+        <w:t xml:space="preserve">■ 소유 </w:t>
       </w:r>
+      <w:proofErr w:type="gramStart"/>
+      <w:r>
+        <w:rPr>
+          <w:b/>
+          <w:bCs/>
+          <w:color w:val="000000"/>
+          <w:sz w:val="19"/>
+          <w:szCs w:val="19"/>
+        </w:rPr>
+        <w:t>서버 :</w:t>
+      </w:r>
+      <w:proofErr w:type="gramEnd"/>
+      <w:r>
+        <w:rPr>
+          <w:b/>
+          <w:bCs/>
+          <w:color w:val="000000"/>
+          <w:sz w:val="19"/>
+          <w:szCs w:val="19"/>
+        </w:rPr>
+        <w:t xml:space="preserve"> </w:t>
+      </w:r>
+      <w:proofErr w:type="spellStart"/>
+      <w:r>
+        <w:rPr>
+          <w:b/>
+          <w:bCs/>
+          <w:color w:val="000000"/>
+          <w:sz w:val="19"/>
+          <w:szCs w:val="19"/>
+        </w:rPr>
+        <w:t>과금서버</w:t>
+      </w:r>
+      <w:proofErr w:type="spellEnd"/>
     </w:p>
     <w:p>
       <w:pPr>
@@ -11437,7 +12710,61 @@
           <w:sz w:val="18"/>
           <w:szCs w:val="18"/>
         </w:rPr>
-        <w:t>■ 역     할 : NODE_STEP / OPEN_ROAD / CLOSED_ROAD 과금 내역. TRIP_ID = CHARGE_TARGET.TRIP_ID (PK)</w:t>
+        <w:t xml:space="preserve">■ 역     </w:t>
+      </w:r>
+      <w:proofErr w:type="gramStart"/>
+      <w:r>
+        <w:rPr>
+          <w:color w:val="000000"/>
+          <w:sz w:val="18"/>
+          <w:szCs w:val="18"/>
+        </w:rPr>
+        <w:t>할 :</w:t>
+      </w:r>
+      <w:proofErr w:type="gramEnd"/>
+      <w:r>
+        <w:rPr>
+          <w:color w:val="000000"/>
+          <w:sz w:val="18"/>
+          <w:szCs w:val="18"/>
+        </w:rPr>
+        <w:t xml:space="preserve"> NODE_</w:t>
+      </w:r>
+      <w:proofErr w:type="gramStart"/>
+      <w:r>
+        <w:rPr>
+          <w:color w:val="000000"/>
+          <w:sz w:val="18"/>
+          <w:szCs w:val="18"/>
+        </w:rPr>
+        <w:t>STEP /</w:t>
+      </w:r>
+      <w:proofErr w:type="gramEnd"/>
+      <w:r>
+        <w:rPr>
+          <w:color w:val="000000"/>
+          <w:sz w:val="18"/>
+          <w:szCs w:val="18"/>
+        </w:rPr>
+        <w:t xml:space="preserve"> OPEN_</w:t>
+      </w:r>
+      <w:proofErr w:type="gramStart"/>
+      <w:r>
+        <w:rPr>
+          <w:color w:val="000000"/>
+          <w:sz w:val="18"/>
+          <w:szCs w:val="18"/>
+        </w:rPr>
+        <w:t>ROAD /</w:t>
+      </w:r>
+      <w:proofErr w:type="gramEnd"/>
+      <w:r>
+        <w:rPr>
+          <w:color w:val="000000"/>
+          <w:sz w:val="18"/>
+          <w:szCs w:val="18"/>
+        </w:rPr>
+        <w:t xml:space="preserve"> CLOSED_ROAD 과금 내역. TRIP_ID = CHARGE_TARGET.TRIP_ID (PK)</w:t>
       </w:r>
     </w:p>
     <w:p/>
@@ -11488,6 +12815,7 @@
             <w:vAlign w:val="center"/>
           </w:tcPr>
           <w:p>
+            <w:proofErr w:type="spellStart"/>
             <w:r>
               <w:rPr>
                 <w:b/>
@@ -11498,6 +12826,7 @@
               </w:rPr>
               <w:t>컬럼명</w:t>
             </w:r>
+            <w:proofErr w:type="spellEnd"/>
           </w:p>
         </w:tc>
         <w:tc>
@@ -11688,15 +13017,27 @@
                 <w:bCs/>
               </w:rPr>
             </w:pPr>
-            <w:r>
-              <w:rPr>
-                <w:b/>
-                <w:bCs/>
-                <w:color w:val="000000"/>
-                <w:sz w:val="17"/>
-                <w:szCs w:val="17"/>
-              </w:rPr>
-              <w:t>VARCHAR(60)</w:t>
+            <w:proofErr w:type="gramStart"/>
+            <w:r>
+              <w:rPr>
+                <w:b/>
+                <w:bCs/>
+                <w:color w:val="000000"/>
+                <w:sz w:val="17"/>
+                <w:szCs w:val="17"/>
+              </w:rPr>
+              <w:t>VARCHAR(</w:t>
+            </w:r>
+            <w:proofErr w:type="gramEnd"/>
+            <w:r>
+              <w:rPr>
+                <w:b/>
+                <w:bCs/>
+                <w:color w:val="000000"/>
+                <w:sz w:val="17"/>
+                <w:szCs w:val="17"/>
+              </w:rPr>
+              <w:t>60)</w:t>
             </w:r>
           </w:p>
         </w:tc>
@@ -11897,15 +13238,27 @@
                 <w:bCs/>
               </w:rPr>
             </w:pPr>
-            <w:r>
-              <w:rPr>
-                <w:b/>
-                <w:bCs/>
-                <w:color w:val="000000"/>
-                <w:sz w:val="17"/>
-                <w:szCs w:val="17"/>
-              </w:rPr>
-              <w:t>VARCHAR(36)</w:t>
+            <w:proofErr w:type="gramStart"/>
+            <w:r>
+              <w:rPr>
+                <w:b/>
+                <w:bCs/>
+                <w:color w:val="000000"/>
+                <w:sz w:val="17"/>
+                <w:szCs w:val="17"/>
+              </w:rPr>
+              <w:t>VARCHAR(</w:t>
+            </w:r>
+            <w:proofErr w:type="gramEnd"/>
+            <w:r>
+              <w:rPr>
+                <w:b/>
+                <w:bCs/>
+                <w:color w:val="000000"/>
+                <w:sz w:val="17"/>
+                <w:szCs w:val="17"/>
+              </w:rPr>
+              <w:t>36)</w:t>
             </w:r>
           </w:p>
         </w:tc>
@@ -12154,8 +13507,18 @@
                 <w:sz w:val="17"/>
                 <w:szCs w:val="17"/>
               </w:rPr>
-              <w:t>차종 (1~5종). 과금 시점 확정값</w:t>
-            </w:r>
+              <w:t xml:space="preserve">차종 (1~5종). 과금 시점 </w:t>
+            </w:r>
+            <w:proofErr w:type="spellStart"/>
+            <w:r>
+              <w:rPr>
+                <w:color w:val="000000"/>
+                <w:sz w:val="17"/>
+                <w:szCs w:val="17"/>
+              </w:rPr>
+              <w:t>확정값</w:t>
+            </w:r>
+            <w:proofErr w:type="spellEnd"/>
           </w:p>
         </w:tc>
       </w:tr>
@@ -12206,13 +13569,23 @@
             <w:vAlign w:val="center"/>
           </w:tcPr>
           <w:p>
-            <w:r>
-              <w:rPr>
-                <w:color w:val="000000"/>
-                <w:sz w:val="17"/>
-                <w:szCs w:val="17"/>
-              </w:rPr>
-              <w:t>VARCHAR(20)</w:t>
+            <w:proofErr w:type="gramStart"/>
+            <w:r>
+              <w:rPr>
+                <w:color w:val="000000"/>
+                <w:sz w:val="17"/>
+                <w:szCs w:val="17"/>
+              </w:rPr>
+              <w:t>VARCHAR(</w:t>
+            </w:r>
+            <w:proofErr w:type="gramEnd"/>
+            <w:r>
+              <w:rPr>
+                <w:color w:val="000000"/>
+                <w:sz w:val="17"/>
+                <w:szCs w:val="17"/>
+              </w:rPr>
+              <w:t>20)</w:t>
             </w:r>
           </w:p>
         </w:tc>
@@ -12342,13 +13715,23 @@
             <w:vAlign w:val="center"/>
           </w:tcPr>
           <w:p>
-            <w:r>
-              <w:rPr>
-                <w:color w:val="000000"/>
-                <w:sz w:val="17"/>
-                <w:szCs w:val="17"/>
-              </w:rPr>
-              <w:t>VARCHAR(20)</w:t>
+            <w:proofErr w:type="gramStart"/>
+            <w:r>
+              <w:rPr>
+                <w:color w:val="000000"/>
+                <w:sz w:val="17"/>
+                <w:szCs w:val="17"/>
+              </w:rPr>
+              <w:t>VARCHAR(</w:t>
+            </w:r>
+            <w:proofErr w:type="gramEnd"/>
+            <w:r>
+              <w:rPr>
+                <w:color w:val="000000"/>
+                <w:sz w:val="17"/>
+                <w:szCs w:val="17"/>
+              </w:rPr>
+              <w:t>20)</w:t>
             </w:r>
           </w:p>
         </w:tc>
@@ -12478,13 +13861,23 @@
             <w:vAlign w:val="center"/>
           </w:tcPr>
           <w:p>
-            <w:r>
-              <w:rPr>
-                <w:color w:val="000000"/>
-                <w:sz w:val="17"/>
-                <w:szCs w:val="17"/>
-              </w:rPr>
-              <w:t>VARCHAR(20)</w:t>
+            <w:proofErr w:type="gramStart"/>
+            <w:r>
+              <w:rPr>
+                <w:color w:val="000000"/>
+                <w:sz w:val="17"/>
+                <w:szCs w:val="17"/>
+              </w:rPr>
+              <w:t>VARCHAR(</w:t>
+            </w:r>
+            <w:proofErr w:type="gramEnd"/>
+            <w:r>
+              <w:rPr>
+                <w:color w:val="000000"/>
+                <w:sz w:val="17"/>
+                <w:szCs w:val="17"/>
+              </w:rPr>
+              <w:t>20)</w:t>
             </w:r>
           </w:p>
         </w:tc>
@@ -13142,7 +14535,25 @@
                 <w:sz w:val="17"/>
                 <w:szCs w:val="17"/>
               </w:rPr>
-              <w:t>최종 과금액 (원)</w:t>
+              <w:t xml:space="preserve">최종 </w:t>
+            </w:r>
+            <w:proofErr w:type="spellStart"/>
+            <w:r>
+              <w:rPr>
+                <w:color w:val="000000"/>
+                <w:sz w:val="17"/>
+                <w:szCs w:val="17"/>
+              </w:rPr>
+              <w:t>과금액</w:t>
+            </w:r>
+            <w:proofErr w:type="spellEnd"/>
+            <w:r>
+              <w:rPr>
+                <w:color w:val="000000"/>
+                <w:sz w:val="17"/>
+                <w:szCs w:val="17"/>
+              </w:rPr>
+              <w:t xml:space="preserve"> (원)</w:t>
             </w:r>
           </w:p>
         </w:tc>
@@ -13194,13 +14605,23 @@
             <w:vAlign w:val="center"/>
           </w:tcPr>
           <w:p>
-            <w:r>
-              <w:rPr>
-                <w:color w:val="000000"/>
-                <w:sz w:val="17"/>
-                <w:szCs w:val="17"/>
-              </w:rPr>
-              <w:t>VARCHAR(20)</w:t>
+            <w:proofErr w:type="gramStart"/>
+            <w:r>
+              <w:rPr>
+                <w:color w:val="000000"/>
+                <w:sz w:val="17"/>
+                <w:szCs w:val="17"/>
+              </w:rPr>
+              <w:t>VARCHAR(</w:t>
+            </w:r>
+            <w:proofErr w:type="gramEnd"/>
+            <w:r>
+              <w:rPr>
+                <w:color w:val="000000"/>
+                <w:sz w:val="17"/>
+                <w:szCs w:val="17"/>
+              </w:rPr>
+              <w:t>20)</w:t>
             </w:r>
           </w:p>
         </w:tc>
@@ -13339,13 +14760,23 @@
             <w:vAlign w:val="center"/>
           </w:tcPr>
           <w:p>
-            <w:r>
-              <w:rPr>
-                <w:color w:val="000000"/>
-                <w:sz w:val="17"/>
-                <w:szCs w:val="17"/>
-              </w:rPr>
-              <w:t>CHAR(1)</w:t>
+            <w:proofErr w:type="gramStart"/>
+            <w:r>
+              <w:rPr>
+                <w:color w:val="000000"/>
+                <w:sz w:val="17"/>
+                <w:szCs w:val="17"/>
+              </w:rPr>
+              <w:t>CHAR(</w:t>
+            </w:r>
+            <w:proofErr w:type="gramEnd"/>
+            <w:r>
+              <w:rPr>
+                <w:color w:val="000000"/>
+                <w:sz w:val="17"/>
+                <w:szCs w:val="17"/>
+              </w:rPr>
+              <w:t>1)</w:t>
             </w:r>
           </w:p>
         </w:tc>
@@ -13432,7 +14863,25 @@
                 <w:sz w:val="17"/>
                 <w:szCs w:val="17"/>
               </w:rPr>
-              <w:t>Y: 수기 심사 필요 / N: 불필요</w:t>
+              <w:t xml:space="preserve">Y: 수기 심사 </w:t>
+            </w:r>
+            <w:proofErr w:type="gramStart"/>
+            <w:r>
+              <w:rPr>
+                <w:color w:val="000000"/>
+                <w:sz w:val="17"/>
+                <w:szCs w:val="17"/>
+              </w:rPr>
+              <w:t>필요 /</w:t>
+            </w:r>
+            <w:proofErr w:type="gramEnd"/>
+            <w:r>
+              <w:rPr>
+                <w:color w:val="000000"/>
+                <w:sz w:val="17"/>
+                <w:szCs w:val="17"/>
+              </w:rPr>
+              <w:t xml:space="preserve"> N: 불필요</w:t>
             </w:r>
           </w:p>
         </w:tc>
@@ -13621,13 +15070,23 @@
             <w:vAlign w:val="center"/>
           </w:tcPr>
           <w:p>
-            <w:r>
-              <w:rPr>
-                <w:color w:val="000000"/>
-                <w:sz w:val="17"/>
-                <w:szCs w:val="17"/>
-              </w:rPr>
-              <w:t>VARCHAR(200)</w:t>
+            <w:proofErr w:type="gramStart"/>
+            <w:r>
+              <w:rPr>
+                <w:color w:val="000000"/>
+                <w:sz w:val="17"/>
+                <w:szCs w:val="17"/>
+              </w:rPr>
+              <w:t>VARCHAR(</w:t>
+            </w:r>
+            <w:proofErr w:type="gramEnd"/>
+            <w:r>
+              <w:rPr>
+                <w:color w:val="000000"/>
+                <w:sz w:val="17"/>
+                <w:szCs w:val="17"/>
+              </w:rPr>
+              <w:t>200)</w:t>
             </w:r>
           </w:p>
         </w:tc>
@@ -14089,13 +15548,23 @@
             <w:vAlign w:val="center"/>
           </w:tcPr>
           <w:p>
-            <w:r>
-              <w:rPr>
-                <w:color w:val="000000"/>
-                <w:sz w:val="17"/>
-                <w:szCs w:val="17"/>
-              </w:rPr>
-              <w:t>NOW()</w:t>
+            <w:proofErr w:type="gramStart"/>
+            <w:r>
+              <w:rPr>
+                <w:color w:val="000000"/>
+                <w:sz w:val="17"/>
+                <w:szCs w:val="17"/>
+              </w:rPr>
+              <w:t>NOW(</w:t>
+            </w:r>
+            <w:proofErr w:type="gramEnd"/>
+            <w:r>
+              <w:rPr>
+                <w:color w:val="000000"/>
+                <w:sz w:val="17"/>
+                <w:szCs w:val="17"/>
+              </w:rPr>
+              <w:t>)</w:t>
             </w:r>
           </w:p>
         </w:tc>
@@ -14144,13 +15613,24 @@
         <w:t>안)</w:t>
       </w:r>
       <w:r>
-        <w:t xml:space="preserve"> – 위반 과금 내역 (과금서버</w:t>
+        <w:t xml:space="preserve"> – 위반 과금 내역 (</w:t>
+      </w:r>
+      <w:proofErr w:type="spellStart"/>
+      <w:r>
+        <w:t>과금서버</w:t>
       </w:r>
       <w:r>
         <w:rPr>
           <w:rFonts w:hint="eastAsia"/>
         </w:rPr>
-        <w:t xml:space="preserve">가 </w:t>
+        <w:t>가</w:t>
+      </w:r>
+      <w:proofErr w:type="spellEnd"/>
+      <w:r>
+        <w:rPr>
+          <w:rFonts w:hint="eastAsia"/>
+        </w:rPr>
+        <w:t xml:space="preserve"> </w:t>
       </w:r>
       <w:r>
         <w:t xml:space="preserve">Insert </w:t>
@@ -14177,8 +15657,42 @@
           <w:sz w:val="19"/>
           <w:szCs w:val="19"/>
         </w:rPr>
-        <w:t>■ 소유 서버 : 과금서버</w:t>
+        <w:t xml:space="preserve">■ 소유 </w:t>
       </w:r>
+      <w:proofErr w:type="gramStart"/>
+      <w:r>
+        <w:rPr>
+          <w:b/>
+          <w:bCs/>
+          <w:color w:val="000000"/>
+          <w:sz w:val="19"/>
+          <w:szCs w:val="19"/>
+        </w:rPr>
+        <w:t>서버 :</w:t>
+      </w:r>
+      <w:proofErr w:type="gramEnd"/>
+      <w:r>
+        <w:rPr>
+          <w:b/>
+          <w:bCs/>
+          <w:color w:val="000000"/>
+          <w:sz w:val="19"/>
+          <w:szCs w:val="19"/>
+        </w:rPr>
+        <w:t xml:space="preserve"> </w:t>
+      </w:r>
+      <w:proofErr w:type="spellStart"/>
+      <w:r>
+        <w:rPr>
+          <w:b/>
+          <w:bCs/>
+          <w:color w:val="000000"/>
+          <w:sz w:val="19"/>
+          <w:szCs w:val="19"/>
+        </w:rPr>
+        <w:t>과금서버</w:t>
+      </w:r>
+      <w:proofErr w:type="spellEnd"/>
     </w:p>
     <w:p>
       <w:pPr>
@@ -14190,7 +15704,43 @@
           <w:sz w:val="18"/>
           <w:szCs w:val="18"/>
         </w:rPr>
-        <w:t>■ 역     할 : SPEED / PARKING 위반 과금 내역. TRIP_ID = CHARGE_TARGET.TRIP_ID (PK)</w:t>
+        <w:t xml:space="preserve">■ 역     </w:t>
+      </w:r>
+      <w:proofErr w:type="gramStart"/>
+      <w:r>
+        <w:rPr>
+          <w:color w:val="000000"/>
+          <w:sz w:val="18"/>
+          <w:szCs w:val="18"/>
+        </w:rPr>
+        <w:t>할 :</w:t>
+      </w:r>
+      <w:proofErr w:type="gramEnd"/>
+      <w:r>
+        <w:rPr>
+          <w:color w:val="000000"/>
+          <w:sz w:val="18"/>
+          <w:szCs w:val="18"/>
+        </w:rPr>
+        <w:t xml:space="preserve"> </w:t>
+      </w:r>
+      <w:proofErr w:type="gramStart"/>
+      <w:r>
+        <w:rPr>
+          <w:color w:val="000000"/>
+          <w:sz w:val="18"/>
+          <w:szCs w:val="18"/>
+        </w:rPr>
+        <w:t>SPEED /</w:t>
+      </w:r>
+      <w:proofErr w:type="gramEnd"/>
+      <w:r>
+        <w:rPr>
+          <w:color w:val="000000"/>
+          <w:sz w:val="18"/>
+          <w:szCs w:val="18"/>
+        </w:rPr>
+        <w:t xml:space="preserve"> PARKING 위반 과금 내역. TRIP_ID = CHARGE_TARGET.TRIP_ID (PK)</w:t>
       </w:r>
     </w:p>
     <w:p/>
@@ -14241,6 +15791,7 @@
             <w:vAlign w:val="center"/>
           </w:tcPr>
           <w:p>
+            <w:proofErr w:type="spellStart"/>
             <w:r>
               <w:rPr>
                 <w:b/>
@@ -14251,6 +15802,7 @@
               </w:rPr>
               <w:t>컬럼명</w:t>
             </w:r>
+            <w:proofErr w:type="spellEnd"/>
           </w:p>
         </w:tc>
         <w:tc>
@@ -14441,15 +15993,27 @@
                 <w:bCs/>
               </w:rPr>
             </w:pPr>
-            <w:r>
-              <w:rPr>
-                <w:b/>
-                <w:bCs/>
-                <w:color w:val="000000"/>
-                <w:sz w:val="17"/>
-                <w:szCs w:val="17"/>
-              </w:rPr>
-              <w:t>VARCHAR(60)</w:t>
+            <w:proofErr w:type="gramStart"/>
+            <w:r>
+              <w:rPr>
+                <w:b/>
+                <w:bCs/>
+                <w:color w:val="000000"/>
+                <w:sz w:val="17"/>
+                <w:szCs w:val="17"/>
+              </w:rPr>
+              <w:t>VARCHAR(</w:t>
+            </w:r>
+            <w:proofErr w:type="gramEnd"/>
+            <w:r>
+              <w:rPr>
+                <w:b/>
+                <w:bCs/>
+                <w:color w:val="000000"/>
+                <w:sz w:val="17"/>
+                <w:szCs w:val="17"/>
+              </w:rPr>
+              <w:t>60)</w:t>
             </w:r>
           </w:p>
         </w:tc>
@@ -14619,15 +16183,27 @@
                 <w:bCs/>
               </w:rPr>
             </w:pPr>
-            <w:r>
-              <w:rPr>
-                <w:b/>
-                <w:bCs/>
-                <w:color w:val="000000"/>
-                <w:sz w:val="17"/>
-                <w:szCs w:val="17"/>
-              </w:rPr>
-              <w:t>VARCHAR(36)</w:t>
+            <w:proofErr w:type="gramStart"/>
+            <w:r>
+              <w:rPr>
+                <w:b/>
+                <w:bCs/>
+                <w:color w:val="000000"/>
+                <w:sz w:val="17"/>
+                <w:szCs w:val="17"/>
+              </w:rPr>
+              <w:t>VARCHAR(</w:t>
+            </w:r>
+            <w:proofErr w:type="gramEnd"/>
+            <w:r>
+              <w:rPr>
+                <w:b/>
+                <w:bCs/>
+                <w:color w:val="000000"/>
+                <w:sz w:val="17"/>
+                <w:szCs w:val="17"/>
+              </w:rPr>
+              <w:t>36)</w:t>
             </w:r>
           </w:p>
         </w:tc>
@@ -14794,13 +16370,23 @@
             <w:vAlign w:val="center"/>
           </w:tcPr>
           <w:p>
-            <w:r>
-              <w:rPr>
-                <w:color w:val="000000"/>
-                <w:sz w:val="17"/>
-                <w:szCs w:val="17"/>
-              </w:rPr>
-              <w:t>VARCHAR(20)</w:t>
+            <w:proofErr w:type="gramStart"/>
+            <w:r>
+              <w:rPr>
+                <w:color w:val="000000"/>
+                <w:sz w:val="17"/>
+                <w:szCs w:val="17"/>
+              </w:rPr>
+              <w:t>VARCHAR(</w:t>
+            </w:r>
+            <w:proofErr w:type="gramEnd"/>
+            <w:r>
+              <w:rPr>
+                <w:color w:val="000000"/>
+                <w:sz w:val="17"/>
+                <w:szCs w:val="17"/>
+              </w:rPr>
+              <w:t>20)</w:t>
             </w:r>
           </w:p>
         </w:tc>
@@ -14933,13 +16519,23 @@
             <w:vAlign w:val="center"/>
           </w:tcPr>
           <w:p>
-            <w:r>
-              <w:rPr>
-                <w:color w:val="000000"/>
-                <w:sz w:val="17"/>
-                <w:szCs w:val="17"/>
-              </w:rPr>
-              <w:t>VARCHAR(20)</w:t>
+            <w:proofErr w:type="gramStart"/>
+            <w:r>
+              <w:rPr>
+                <w:color w:val="000000"/>
+                <w:sz w:val="17"/>
+                <w:szCs w:val="17"/>
+              </w:rPr>
+              <w:t>VARCHAR(</w:t>
+            </w:r>
+            <w:proofErr w:type="gramEnd"/>
+            <w:r>
+              <w:rPr>
+                <w:color w:val="000000"/>
+                <w:sz w:val="17"/>
+                <w:szCs w:val="17"/>
+              </w:rPr>
+              <w:t>20)</w:t>
             </w:r>
           </w:p>
         </w:tc>
@@ -15069,13 +16665,23 @@
             <w:vAlign w:val="center"/>
           </w:tcPr>
           <w:p>
-            <w:r>
-              <w:rPr>
-                <w:color w:val="000000"/>
-                <w:sz w:val="17"/>
-                <w:szCs w:val="17"/>
-              </w:rPr>
-              <w:t>VARCHAR(20)</w:t>
+            <w:proofErr w:type="gramStart"/>
+            <w:r>
+              <w:rPr>
+                <w:color w:val="000000"/>
+                <w:sz w:val="17"/>
+                <w:szCs w:val="17"/>
+              </w:rPr>
+              <w:t>VARCHAR(</w:t>
+            </w:r>
+            <w:proofErr w:type="gramEnd"/>
+            <w:r>
+              <w:rPr>
+                <w:color w:val="000000"/>
+                <w:sz w:val="17"/>
+                <w:szCs w:val="17"/>
+              </w:rPr>
+              <w:t>20)</w:t>
             </w:r>
           </w:p>
         </w:tc>
@@ -15350,13 +16956,23 @@
             <w:vAlign w:val="center"/>
           </w:tcPr>
           <w:p>
-            <w:r>
-              <w:rPr>
-                <w:color w:val="000000"/>
-                <w:sz w:val="17"/>
-                <w:szCs w:val="17"/>
-              </w:rPr>
-              <w:t>NUMERIC(10,7)</w:t>
+            <w:proofErr w:type="gramStart"/>
+            <w:r>
+              <w:rPr>
+                <w:color w:val="000000"/>
+                <w:sz w:val="17"/>
+                <w:szCs w:val="17"/>
+              </w:rPr>
+              <w:t>NUMERIC(</w:t>
+            </w:r>
+            <w:proofErr w:type="gramEnd"/>
+            <w:r>
+              <w:rPr>
+                <w:color w:val="000000"/>
+                <w:sz w:val="17"/>
+                <w:szCs w:val="17"/>
+              </w:rPr>
+              <w:t>10,7)</w:t>
             </w:r>
           </w:p>
         </w:tc>
@@ -15495,13 +17111,23 @@
             <w:vAlign w:val="center"/>
           </w:tcPr>
           <w:p>
-            <w:r>
-              <w:rPr>
-                <w:color w:val="000000"/>
-                <w:sz w:val="17"/>
-                <w:szCs w:val="17"/>
-              </w:rPr>
-              <w:t>NUMERIC(10,7)</w:t>
+            <w:proofErr w:type="gramStart"/>
+            <w:r>
+              <w:rPr>
+                <w:color w:val="000000"/>
+                <w:sz w:val="17"/>
+                <w:szCs w:val="17"/>
+              </w:rPr>
+              <w:t>NUMERIC(</w:t>
+            </w:r>
+            <w:proofErr w:type="gramEnd"/>
+            <w:r>
+              <w:rPr>
+                <w:color w:val="000000"/>
+                <w:sz w:val="17"/>
+                <w:szCs w:val="17"/>
+              </w:rPr>
+              <w:t>10,7)</w:t>
             </w:r>
           </w:p>
         </w:tc>
@@ -15640,13 +17266,23 @@
             <w:vAlign w:val="center"/>
           </w:tcPr>
           <w:p>
-            <w:r>
-              <w:rPr>
-                <w:color w:val="000000"/>
-                <w:sz w:val="17"/>
-                <w:szCs w:val="17"/>
-              </w:rPr>
-              <w:t>VARCHAR(20)</w:t>
+            <w:proofErr w:type="gramStart"/>
+            <w:r>
+              <w:rPr>
+                <w:color w:val="000000"/>
+                <w:sz w:val="17"/>
+                <w:szCs w:val="17"/>
+              </w:rPr>
+              <w:t>VARCHAR(</w:t>
+            </w:r>
+            <w:proofErr w:type="gramEnd"/>
+            <w:r>
+              <w:rPr>
+                <w:color w:val="000000"/>
+                <w:sz w:val="17"/>
+                <w:szCs w:val="17"/>
+              </w:rPr>
+              <w:t>20)</w:t>
             </w:r>
           </w:p>
         </w:tc>
@@ -15777,13 +17413,23 @@
             <w:vAlign w:val="center"/>
           </w:tcPr>
           <w:p>
-            <w:r>
-              <w:rPr>
-                <w:color w:val="000000"/>
-                <w:sz w:val="17"/>
-                <w:szCs w:val="17"/>
-              </w:rPr>
-              <w:t>NUMERIC(6,1)</w:t>
+            <w:proofErr w:type="gramStart"/>
+            <w:r>
+              <w:rPr>
+                <w:color w:val="000000"/>
+                <w:sz w:val="17"/>
+                <w:szCs w:val="17"/>
+              </w:rPr>
+              <w:t>NUMERIC(</w:t>
+            </w:r>
+            <w:proofErr w:type="gramEnd"/>
+            <w:r>
+              <w:rPr>
+                <w:color w:val="000000"/>
+                <w:sz w:val="17"/>
+                <w:szCs w:val="17"/>
+              </w:rPr>
+              <w:t>6,1)</w:t>
             </w:r>
           </w:p>
         </w:tc>
@@ -15922,13 +17568,23 @@
             <w:vAlign w:val="center"/>
           </w:tcPr>
           <w:p>
-            <w:r>
-              <w:rPr>
-                <w:color w:val="000000"/>
-                <w:sz w:val="17"/>
-                <w:szCs w:val="17"/>
-              </w:rPr>
-              <w:t>NUMERIC(6,1)</w:t>
+            <w:proofErr w:type="gramStart"/>
+            <w:r>
+              <w:rPr>
+                <w:color w:val="000000"/>
+                <w:sz w:val="17"/>
+                <w:szCs w:val="17"/>
+              </w:rPr>
+              <w:t>NUMERIC(</w:t>
+            </w:r>
+            <w:proofErr w:type="gramEnd"/>
+            <w:r>
+              <w:rPr>
+                <w:color w:val="000000"/>
+                <w:sz w:val="17"/>
+                <w:szCs w:val="17"/>
+              </w:rPr>
+              <w:t>6,1)</w:t>
             </w:r>
           </w:p>
         </w:tc>
@@ -16067,13 +17723,23 @@
             <w:vAlign w:val="center"/>
           </w:tcPr>
           <w:p>
-            <w:r>
-              <w:rPr>
-                <w:color w:val="000000"/>
-                <w:sz w:val="17"/>
-                <w:szCs w:val="17"/>
-              </w:rPr>
-              <w:t>NUMERIC(6,1)</w:t>
+            <w:proofErr w:type="gramStart"/>
+            <w:r>
+              <w:rPr>
+                <w:color w:val="000000"/>
+                <w:sz w:val="17"/>
+                <w:szCs w:val="17"/>
+              </w:rPr>
+              <w:t>NUMERIC(</w:t>
+            </w:r>
+            <w:proofErr w:type="gramEnd"/>
+            <w:r>
+              <w:rPr>
+                <w:color w:val="000000"/>
+                <w:sz w:val="17"/>
+                <w:szCs w:val="17"/>
+              </w:rPr>
+              <w:t>6,1)</w:t>
             </w:r>
           </w:p>
         </w:tc>
@@ -16160,7 +17826,25 @@
                 <w:sz w:val="17"/>
                 <w:szCs w:val="17"/>
               </w:rPr>
-              <w:t>체류 시간 분 (주정차 위반 시)</w:t>
+              <w:t>체류 시간 분 (</w:t>
+            </w:r>
+            <w:proofErr w:type="spellStart"/>
+            <w:r>
+              <w:rPr>
+                <w:color w:val="000000"/>
+                <w:sz w:val="17"/>
+                <w:szCs w:val="17"/>
+              </w:rPr>
+              <w:t>주정차</w:t>
+            </w:r>
+            <w:proofErr w:type="spellEnd"/>
+            <w:r>
+              <w:rPr>
+                <w:color w:val="000000"/>
+                <w:sz w:val="17"/>
+                <w:szCs w:val="17"/>
+              </w:rPr>
+              <w:t xml:space="preserve"> 위반 시)</w:t>
             </w:r>
           </w:p>
         </w:tc>
@@ -16493,13 +18177,23 @@
             <w:vAlign w:val="center"/>
           </w:tcPr>
           <w:p>
-            <w:r>
-              <w:rPr>
-                <w:color w:val="000000"/>
-                <w:sz w:val="17"/>
-                <w:szCs w:val="17"/>
-              </w:rPr>
-              <w:t>VARCHAR(20)</w:t>
+            <w:proofErr w:type="gramStart"/>
+            <w:r>
+              <w:rPr>
+                <w:color w:val="000000"/>
+                <w:sz w:val="17"/>
+                <w:szCs w:val="17"/>
+              </w:rPr>
+              <w:t>VARCHAR(</w:t>
+            </w:r>
+            <w:proofErr w:type="gramEnd"/>
+            <w:r>
+              <w:rPr>
+                <w:color w:val="000000"/>
+                <w:sz w:val="17"/>
+                <w:szCs w:val="17"/>
+              </w:rPr>
+              <w:t>20)</w:t>
             </w:r>
           </w:p>
         </w:tc>
@@ -16775,13 +18469,23 @@
             <w:vAlign w:val="center"/>
           </w:tcPr>
           <w:p>
-            <w:r>
-              <w:rPr>
-                <w:color w:val="000000"/>
-                <w:sz w:val="17"/>
-                <w:szCs w:val="17"/>
-              </w:rPr>
-              <w:t>VARCHAR(200)</w:t>
+            <w:proofErr w:type="gramStart"/>
+            <w:r>
+              <w:rPr>
+                <w:color w:val="000000"/>
+                <w:sz w:val="17"/>
+                <w:szCs w:val="17"/>
+              </w:rPr>
+              <w:t>VARCHAR(</w:t>
+            </w:r>
+            <w:proofErr w:type="gramEnd"/>
+            <w:r>
+              <w:rPr>
+                <w:color w:val="000000"/>
+                <w:sz w:val="17"/>
+                <w:szCs w:val="17"/>
+              </w:rPr>
+              <w:t>200)</w:t>
             </w:r>
           </w:p>
         </w:tc>
@@ -16971,13 +18675,23 @@
             <w:vAlign w:val="center"/>
           </w:tcPr>
           <w:p>
-            <w:r>
-              <w:rPr>
-                <w:color w:val="000000"/>
-                <w:sz w:val="17"/>
-                <w:szCs w:val="17"/>
-              </w:rPr>
-              <w:t>NOW()</w:t>
+            <w:proofErr w:type="gramStart"/>
+            <w:r>
+              <w:rPr>
+                <w:color w:val="000000"/>
+                <w:sz w:val="17"/>
+                <w:szCs w:val="17"/>
+              </w:rPr>
+              <w:t>NOW(</w:t>
+            </w:r>
+            <w:proofErr w:type="gramEnd"/>
+            <w:r>
+              <w:rPr>
+                <w:color w:val="000000"/>
+                <w:sz w:val="17"/>
+                <w:szCs w:val="17"/>
+              </w:rPr>
+              <w:t>)</w:t>
             </w:r>
           </w:p>
         </w:tc>
@@ -17267,7 +18981,133 @@
                 <w:sz w:val="17"/>
                 <w:szCs w:val="17"/>
               </w:rPr>
-              <w:t>GPS 좌표 POST /api/location (clientkey, lat, lon, speed, battery, gps_accuracy, trip_event, drive_status)</w:t>
+              <w:t>GPS 좌표 POST /</w:t>
+            </w:r>
+            <w:proofErr w:type="spellStart"/>
+            <w:r>
+              <w:rPr>
+                <w:color w:val="000000"/>
+                <w:sz w:val="17"/>
+                <w:szCs w:val="17"/>
+              </w:rPr>
+              <w:t>api</w:t>
+            </w:r>
+            <w:proofErr w:type="spellEnd"/>
+            <w:r>
+              <w:rPr>
+                <w:color w:val="000000"/>
+                <w:sz w:val="17"/>
+                <w:szCs w:val="17"/>
+              </w:rPr>
+              <w:t>/location (</w:t>
+            </w:r>
+            <w:proofErr w:type="spellStart"/>
+            <w:r>
+              <w:rPr>
+                <w:color w:val="000000"/>
+                <w:sz w:val="17"/>
+                <w:szCs w:val="17"/>
+              </w:rPr>
+              <w:t>clientkey</w:t>
+            </w:r>
+            <w:proofErr w:type="spellEnd"/>
+            <w:r>
+              <w:rPr>
+                <w:color w:val="000000"/>
+                <w:sz w:val="17"/>
+                <w:szCs w:val="17"/>
+              </w:rPr>
+              <w:t xml:space="preserve">, </w:t>
+            </w:r>
+            <w:proofErr w:type="spellStart"/>
+            <w:r>
+              <w:rPr>
+                <w:color w:val="000000"/>
+                <w:sz w:val="17"/>
+                <w:szCs w:val="17"/>
+              </w:rPr>
+              <w:t>lat</w:t>
+            </w:r>
+            <w:proofErr w:type="spellEnd"/>
+            <w:r>
+              <w:rPr>
+                <w:color w:val="000000"/>
+                <w:sz w:val="17"/>
+                <w:szCs w:val="17"/>
+              </w:rPr>
+              <w:t xml:space="preserve">, </w:t>
+            </w:r>
+            <w:proofErr w:type="spellStart"/>
+            <w:r>
+              <w:rPr>
+                <w:color w:val="000000"/>
+                <w:sz w:val="17"/>
+                <w:szCs w:val="17"/>
+              </w:rPr>
+              <w:t>lon</w:t>
+            </w:r>
+            <w:proofErr w:type="spellEnd"/>
+            <w:r>
+              <w:rPr>
+                <w:color w:val="000000"/>
+                <w:sz w:val="17"/>
+                <w:szCs w:val="17"/>
+              </w:rPr>
+              <w:t xml:space="preserve">, speed, battery, </w:t>
+            </w:r>
+            <w:proofErr w:type="spellStart"/>
+            <w:r>
+              <w:rPr>
+                <w:color w:val="000000"/>
+                <w:sz w:val="17"/>
+                <w:szCs w:val="17"/>
+              </w:rPr>
+              <w:t>gps_accuracy</w:t>
+            </w:r>
+            <w:proofErr w:type="spellEnd"/>
+            <w:r>
+              <w:rPr>
+                <w:color w:val="000000"/>
+                <w:sz w:val="17"/>
+                <w:szCs w:val="17"/>
+              </w:rPr>
+              <w:t xml:space="preserve">, </w:t>
+            </w:r>
+            <w:proofErr w:type="spellStart"/>
+            <w:r>
+              <w:rPr>
+                <w:color w:val="000000"/>
+                <w:sz w:val="17"/>
+                <w:szCs w:val="17"/>
+              </w:rPr>
+              <w:t>trip_event</w:t>
+            </w:r>
+            <w:proofErr w:type="spellEnd"/>
+            <w:r>
+              <w:rPr>
+                <w:color w:val="000000"/>
+                <w:sz w:val="17"/>
+                <w:szCs w:val="17"/>
+              </w:rPr>
+              <w:t xml:space="preserve">, </w:t>
+            </w:r>
+            <w:proofErr w:type="spellStart"/>
+            <w:r>
+              <w:rPr>
+                <w:color w:val="000000"/>
+                <w:sz w:val="17"/>
+                <w:szCs w:val="17"/>
+              </w:rPr>
+              <w:t>drive_status</w:t>
+            </w:r>
+            <w:proofErr w:type="spellEnd"/>
+            <w:r>
+              <w:rPr>
+                <w:color w:val="000000"/>
+                <w:sz w:val="17"/>
+                <w:szCs w:val="17"/>
+              </w:rPr>
+              <w:t>)</w:t>
             </w:r>
           </w:p>
         </w:tc>
@@ -17501,7 +19341,25 @@
                 <w:sz w:val="17"/>
                 <w:szCs w:val="17"/>
               </w:rPr>
-              <w:t>RAW_GPS_LOG PENDING 행 스케줄링 조회 → 맵매칭+위반탐지</w:t>
+              <w:t xml:space="preserve">RAW_GPS_LOG PENDING 행 스케줄링 조회 → </w:t>
+            </w:r>
+            <w:proofErr w:type="spellStart"/>
+            <w:r>
+              <w:rPr>
+                <w:color w:val="000000"/>
+                <w:sz w:val="17"/>
+                <w:szCs w:val="17"/>
+              </w:rPr>
+              <w:t>맵매칭</w:t>
+            </w:r>
+            <w:proofErr w:type="spellEnd"/>
+            <w:r>
+              <w:rPr>
+                <w:color w:val="000000"/>
+                <w:sz w:val="17"/>
+                <w:szCs w:val="17"/>
+              </w:rPr>
+              <w:t>+위반탐지</w:t>
             </w:r>
           </w:p>
         </w:tc>
@@ -17819,6 +19677,7 @@
             <w:vAlign w:val="center"/>
           </w:tcPr>
           <w:p>
+            <w:proofErr w:type="spellStart"/>
             <w:r>
               <w:rPr>
                 <w:color w:val="000000"/>
@@ -17827,6 +19686,7 @@
               </w:rPr>
               <w:t>과금서버</w:t>
             </w:r>
+            <w:proofErr w:type="spellEnd"/>
           </w:p>
         </w:tc>
         <w:tc>
@@ -17853,8 +19713,18 @@
                 <w:sz w:val="17"/>
                 <w:szCs w:val="17"/>
               </w:rPr>
-              <w:t>CHARGE_TARGET PENDING 행 스케줄링 조회. TRIP 단위 그룹핑</w:t>
-            </w:r>
+              <w:t xml:space="preserve">CHARGE_TARGET PENDING 행 스케줄링 조회. TRIP 단위 </w:t>
+            </w:r>
+            <w:proofErr w:type="spellStart"/>
+            <w:r>
+              <w:rPr>
+                <w:color w:val="000000"/>
+                <w:sz w:val="17"/>
+                <w:szCs w:val="17"/>
+              </w:rPr>
+              <w:t>그룹핑</w:t>
+            </w:r>
+            <w:proofErr w:type="spellEnd"/>
           </w:p>
         </w:tc>
         <w:tc>
@@ -17936,6 +19806,7 @@
             <w:vAlign w:val="center"/>
           </w:tcPr>
           <w:p>
+            <w:proofErr w:type="spellStart"/>
             <w:r>
               <w:rPr>
                 <w:color w:val="000000"/>
@@ -17944,6 +19815,7 @@
               </w:rPr>
               <w:t>과금서버</w:t>
             </w:r>
+            <w:proofErr w:type="spellEnd"/>
           </w:p>
         </w:tc>
         <w:tc>
@@ -18053,6 +19925,7 @@
             <w:vAlign w:val="center"/>
           </w:tcPr>
           <w:p>
+            <w:proofErr w:type="spellStart"/>
             <w:r>
               <w:rPr>
                 <w:color w:val="000000"/>
@@ -18061,6 +19934,7 @@
               </w:rPr>
               <w:t>과금서버</w:t>
             </w:r>
+            <w:proofErr w:type="spellEnd"/>
           </w:p>
         </w:tc>
         <w:tc>
@@ -18170,6 +20044,7 @@
             <w:vAlign w:val="center"/>
           </w:tcPr>
           <w:p>
+            <w:proofErr w:type="spellStart"/>
             <w:r>
               <w:rPr>
                 <w:color w:val="000000"/>
@@ -18178,6 +20053,7 @@
               </w:rPr>
               <w:t>과금서버</w:t>
             </w:r>
+            <w:proofErr w:type="spellEnd"/>
           </w:p>
         </w:tc>
         <w:tc>
@@ -18287,6 +20163,7 @@
             <w:vAlign w:val="center"/>
           </w:tcPr>
           <w:p>
+            <w:proofErr w:type="spellStart"/>
             <w:r>
               <w:rPr>
                 <w:color w:val="000000"/>
@@ -18295,6 +20172,7 @@
               </w:rPr>
               <w:t>과금서버</w:t>
             </w:r>
+            <w:proofErr w:type="spellEnd"/>
           </w:p>
         </w:tc>
         <w:tc>
@@ -18630,7 +20508,25 @@
                 <w:sz w:val="17"/>
                 <w:szCs w:val="17"/>
               </w:rPr>
-              <w:t>settings.ini 기본 요율 적용</w:t>
+              <w:t xml:space="preserve">settings.ini 기본 </w:t>
+            </w:r>
+            <w:proofErr w:type="spellStart"/>
+            <w:r>
+              <w:rPr>
+                <w:color w:val="000000"/>
+                <w:sz w:val="17"/>
+                <w:szCs w:val="17"/>
+              </w:rPr>
+              <w:t>요율</w:t>
+            </w:r>
+            <w:proofErr w:type="spellEnd"/>
+            <w:r>
+              <w:rPr>
+                <w:color w:val="000000"/>
+                <w:sz w:val="17"/>
+                <w:szCs w:val="17"/>
+              </w:rPr>
+              <w:t xml:space="preserve"> 적용</w:t>
             </w:r>
           </w:p>
         </w:tc>
@@ -18868,7 +20764,25 @@
                 <w:sz w:val="17"/>
                 <w:szCs w:val="17"/>
               </w:rPr>
-              <w:t>DIST_M × settings.ini 거리요율 (원/km)</w:t>
+              <w:t xml:space="preserve">DIST_M × settings.ini </w:t>
+            </w:r>
+            <w:proofErr w:type="spellStart"/>
+            <w:r>
+              <w:rPr>
+                <w:color w:val="000000"/>
+                <w:sz w:val="17"/>
+                <w:szCs w:val="17"/>
+              </w:rPr>
+              <w:t>거리요율</w:t>
+            </w:r>
+            <w:proofErr w:type="spellEnd"/>
+            <w:r>
+              <w:rPr>
+                <w:color w:val="000000"/>
+                <w:sz w:val="17"/>
+                <w:szCs w:val="17"/>
+              </w:rPr>
+              <w:t xml:space="preserve"> (원/km)</w:t>
             </w:r>
           </w:p>
         </w:tc>
@@ -19106,7 +21020,25 @@
                 <w:sz w:val="17"/>
                 <w:szCs w:val="17"/>
               </w:rPr>
-              <w:t>settings.ini 기본 주정차 범칙금 적용</w:t>
+              <w:t xml:space="preserve">settings.ini 기본 </w:t>
+            </w:r>
+            <w:proofErr w:type="spellStart"/>
+            <w:r>
+              <w:rPr>
+                <w:color w:val="000000"/>
+                <w:sz w:val="17"/>
+                <w:szCs w:val="17"/>
+              </w:rPr>
+              <w:t>주정차</w:t>
+            </w:r>
+            <w:proofErr w:type="spellEnd"/>
+            <w:r>
+              <w:rPr>
+                <w:color w:val="000000"/>
+                <w:sz w:val="17"/>
+                <w:szCs w:val="17"/>
+              </w:rPr>
+              <w:t xml:space="preserve"> 범칙금 적용</w:t>
             </w:r>
           </w:p>
         </w:tc>
@@ -19294,7 +21226,43 @@
                 <w:sz w:val="17"/>
                 <w:szCs w:val="17"/>
               </w:rPr>
-              <w:t>·구역 등 기준정보는 협력사 관리. 과금서버는 settings.ini에 정의된 요율·범칙금 기준으로 직접 계산</w:t>
+              <w:t xml:space="preserve">·구역 등 기준정보는 협력사 관리. </w:t>
+            </w:r>
+            <w:proofErr w:type="spellStart"/>
+            <w:r>
+              <w:rPr>
+                <w:color w:val="000000"/>
+                <w:sz w:val="17"/>
+                <w:szCs w:val="17"/>
+              </w:rPr>
+              <w:t>과금서버는</w:t>
+            </w:r>
+            <w:proofErr w:type="spellEnd"/>
+            <w:r>
+              <w:rPr>
+                <w:color w:val="000000"/>
+                <w:sz w:val="17"/>
+                <w:szCs w:val="17"/>
+              </w:rPr>
+              <w:t xml:space="preserve"> settings.ini에 정의된 </w:t>
+            </w:r>
+            <w:proofErr w:type="spellStart"/>
+            <w:r>
+              <w:rPr>
+                <w:color w:val="000000"/>
+                <w:sz w:val="17"/>
+                <w:szCs w:val="17"/>
+              </w:rPr>
+              <w:t>요율</w:t>
+            </w:r>
+            <w:proofErr w:type="spellEnd"/>
+            <w:r>
+              <w:rPr>
+                <w:color w:val="000000"/>
+                <w:sz w:val="17"/>
+                <w:szCs w:val="17"/>
+              </w:rPr>
+              <w:t>·범칙금 기준으로 직접 계산</w:t>
             </w:r>
           </w:p>
         </w:tc>
@@ -19355,7 +21323,43 @@
                 <w:sz w:val="17"/>
                 <w:szCs w:val="17"/>
               </w:rPr>
-              <w:t>스케줄링 기반 비동기 처리 특성상 FK 미적용. TOLL_CHARGE / VIOLATION_CHARGE의 TRIP_ID는 CHARGE_TARGET.TRIP_ID와 동일값 (PK)</w:t>
+              <w:t>스케줄링 기반 비동기 처리 특성상 FK 미적용. TOLL_</w:t>
+            </w:r>
+            <w:proofErr w:type="gramStart"/>
+            <w:r>
+              <w:rPr>
+                <w:color w:val="000000"/>
+                <w:sz w:val="17"/>
+                <w:szCs w:val="17"/>
+              </w:rPr>
+              <w:t>CHARGE /</w:t>
+            </w:r>
+            <w:proofErr w:type="gramEnd"/>
+            <w:r>
+              <w:rPr>
+                <w:color w:val="000000"/>
+                <w:sz w:val="17"/>
+                <w:szCs w:val="17"/>
+              </w:rPr>
+              <w:t xml:space="preserve"> VIOLATION_CHARGE의 TRIP_ID는 CHARGE_TARGET.TRIP_ID와 </w:t>
+            </w:r>
+            <w:proofErr w:type="spellStart"/>
+            <w:r>
+              <w:rPr>
+                <w:color w:val="000000"/>
+                <w:sz w:val="17"/>
+                <w:szCs w:val="17"/>
+              </w:rPr>
+              <w:t>동일값</w:t>
+            </w:r>
+            <w:proofErr w:type="spellEnd"/>
+            <w:r>
+              <w:rPr>
+                <w:color w:val="000000"/>
+                <w:sz w:val="17"/>
+                <w:szCs w:val="17"/>
+              </w:rPr>
+              <w:t xml:space="preserve"> (PK)</w:t>
             </w:r>
           </w:p>
         </w:tc>
@@ -19416,7 +21420,25 @@
                 <w:sz w:val="17"/>
                 <w:szCs w:val="17"/>
               </w:rPr>
-              <w:t>수집서버·위치검증서버·과금서버가 동일 DB 공유. 서버 간 직접 API 없이 테이블 READ/WRITE로 인터페이스</w:t>
+              <w:t>수집서버·위치검증서버·</w:t>
+            </w:r>
+            <w:proofErr w:type="spellStart"/>
+            <w:r>
+              <w:rPr>
+                <w:color w:val="000000"/>
+                <w:sz w:val="17"/>
+                <w:szCs w:val="17"/>
+              </w:rPr>
+              <w:t>과금서버가</w:t>
+            </w:r>
+            <w:proofErr w:type="spellEnd"/>
+            <w:r>
+              <w:rPr>
+                <w:color w:val="000000"/>
+                <w:sz w:val="17"/>
+                <w:szCs w:val="17"/>
+              </w:rPr>
+              <w:t xml:space="preserve"> 동일 DB 공유. 서버 간 직접 API 없이 테이블 READ/WRITE로 인터페이스</w:t>
             </w:r>
           </w:p>
         </w:tc>
@@ -19471,13 +21493,41 @@
             <w:vAlign w:val="center"/>
           </w:tcPr>
           <w:p>
-            <w:r>
-              <w:rPr>
-                <w:color w:val="000000"/>
-                <w:sz w:val="17"/>
-                <w:szCs w:val="17"/>
-              </w:rPr>
-              <w:t>맵매칭·위반탐지 결과를 행 단위로 적재. 과금서버는 CHARGE_TYPE 분기 후 settings.ini 기준으로 요금 계산</w:t>
+            <w:proofErr w:type="spellStart"/>
+            <w:r>
+              <w:rPr>
+                <w:color w:val="000000"/>
+                <w:sz w:val="17"/>
+                <w:szCs w:val="17"/>
+              </w:rPr>
+              <w:t>맵매칭</w:t>
+            </w:r>
+            <w:proofErr w:type="spellEnd"/>
+            <w:r>
+              <w:rPr>
+                <w:color w:val="000000"/>
+                <w:sz w:val="17"/>
+                <w:szCs w:val="17"/>
+              </w:rPr>
+              <w:t xml:space="preserve">·위반탐지 결과를 행 단위로 적재. </w:t>
+            </w:r>
+            <w:proofErr w:type="spellStart"/>
+            <w:r>
+              <w:rPr>
+                <w:color w:val="000000"/>
+                <w:sz w:val="17"/>
+                <w:szCs w:val="17"/>
+              </w:rPr>
+              <w:t>과금서버는</w:t>
+            </w:r>
+            <w:proofErr w:type="spellEnd"/>
+            <w:r>
+              <w:rPr>
+                <w:color w:val="000000"/>
+                <w:sz w:val="17"/>
+                <w:szCs w:val="17"/>
+              </w:rPr>
+              <w:t xml:space="preserve"> CHARGE_TYPE 분기 후 settings.ini 기준으로 요금 계산</w:t>
             </w:r>
           </w:p>
         </w:tc>
@@ -19510,8 +21560,20 @@
                 <w:sz w:val="17"/>
                 <w:szCs w:val="17"/>
               </w:rPr>
-              <w:t>TRIP_ID 채번</w:t>
-            </w:r>
+              <w:t xml:space="preserve">TRIP_ID </w:t>
+            </w:r>
+            <w:proofErr w:type="spellStart"/>
+            <w:r>
+              <w:rPr>
+                <w:b/>
+                <w:bCs/>
+                <w:color w:val="000000"/>
+                <w:sz w:val="17"/>
+                <w:szCs w:val="17"/>
+              </w:rPr>
+              <w:t>채번</w:t>
+            </w:r>
+            <w:proofErr w:type="spellEnd"/>
           </w:p>
         </w:tc>
         <w:tc>
@@ -19538,7 +21600,43 @@
                 <w:sz w:val="17"/>
                 <w:szCs w:val="17"/>
               </w:rPr>
-              <w:t>{DEVICE_KEY}_{YYYYMMDD}_{운행순번4자리}_{항목순번3자리}. 일자 기준 운행순번 리셋</w:t>
+              <w:t>{DEVICE_KEY}_{YYYYMMDD}_{</w:t>
+            </w:r>
+            <w:proofErr w:type="spellStart"/>
+            <w:r>
+              <w:rPr>
+                <w:color w:val="000000"/>
+                <w:sz w:val="17"/>
+                <w:szCs w:val="17"/>
+              </w:rPr>
+              <w:t>운행순번</w:t>
+            </w:r>
+            <w:proofErr w:type="spellEnd"/>
+            <w:r>
+              <w:rPr>
+                <w:color w:val="000000"/>
+                <w:sz w:val="17"/>
+                <w:szCs w:val="17"/>
+              </w:rPr>
+              <w:t xml:space="preserve">4자리}_{항목순번3자리}. 일자 기준 </w:t>
+            </w:r>
+            <w:proofErr w:type="spellStart"/>
+            <w:r>
+              <w:rPr>
+                <w:color w:val="000000"/>
+                <w:sz w:val="17"/>
+                <w:szCs w:val="17"/>
+              </w:rPr>
+              <w:t>운행순번</w:t>
+            </w:r>
+            <w:proofErr w:type="spellEnd"/>
+            <w:r>
+              <w:rPr>
+                <w:color w:val="000000"/>
+                <w:sz w:val="17"/>
+                <w:szCs w:val="17"/>
+              </w:rPr>
+              <w:t xml:space="preserve"> 리셋</w:t>
             </w:r>
           </w:p>
         </w:tc>
@@ -19593,13 +21691,41 @@
             <w:vAlign w:val="center"/>
           </w:tcPr>
           <w:p>
-            <w:r>
-              <w:rPr>
-                <w:color w:val="000000"/>
-                <w:sz w:val="17"/>
-                <w:szCs w:val="17"/>
-              </w:rPr>
-              <w:t>과금서버가 DEVICE_KEY → 회원 테이블 조인으로 차종 확인. TOLL_CHARGE INSERT 시 확정값 기록</w:t>
+            <w:proofErr w:type="spellStart"/>
+            <w:r>
+              <w:rPr>
+                <w:color w:val="000000"/>
+                <w:sz w:val="17"/>
+                <w:szCs w:val="17"/>
+              </w:rPr>
+              <w:t>과금서버가</w:t>
+            </w:r>
+            <w:proofErr w:type="spellEnd"/>
+            <w:r>
+              <w:rPr>
+                <w:color w:val="000000"/>
+                <w:sz w:val="17"/>
+                <w:szCs w:val="17"/>
+              </w:rPr>
+              <w:t xml:space="preserve"> DEVICE_KEY → 회원 테이블 조인으로 차종 확인. TOLL_CHARGE INSERT 시 </w:t>
+            </w:r>
+            <w:proofErr w:type="spellStart"/>
+            <w:r>
+              <w:rPr>
+                <w:color w:val="000000"/>
+                <w:sz w:val="17"/>
+                <w:szCs w:val="17"/>
+              </w:rPr>
+              <w:t>확정값</w:t>
+            </w:r>
+            <w:proofErr w:type="spellEnd"/>
+            <w:r>
+              <w:rPr>
+                <w:color w:val="000000"/>
+                <w:sz w:val="17"/>
+                <w:szCs w:val="17"/>
+              </w:rPr>
+              <w:t xml:space="preserve"> 기록</w:t>
             </w:r>
           </w:p>
         </w:tc>
